--- a/public/Guide/III. Weapons.docx
+++ b/public/Guide/III. Weapons.docx
@@ -54,25 +54,18 @@
       </w:r>
       <w:proofErr w:type="gramEnd"/>
       <w:r>
-        <w:t xml:space="preserve"> here.  These values are for veteran and insane difficulties.</w:t>
+        <w:t xml:space="preserve"> here.  These values are for veteran and insane difficulties</w:t>
       </w:r>
       <w:r>
-        <w:t xml:space="preserve"> </w:t>
-      </w:r>
-      <w:r>
-        <w:t xml:space="preserve">However, </w:t>
-      </w:r>
-      <w:r>
-        <w:t>everything else is pretty much the same</w:t>
+        <w:t>, with a few exceptions</w:t>
       </w:r>
       <w:r>
         <w:t>.</w:t>
       </w:r>
-    </w:p>
-    <w:p>
-      <w:pPr>
-        <w:pStyle w:val="BulletsList"/>
-      </w:pPr>
+      <w:r>
+        <w:br/>
+      </w:r>
+      <w:proofErr w:type="gramStart"/>
       <w:r>
         <w:rPr>
           <w:b/>
@@ -83,7 +76,14 @@
         <w:rPr>
           <w:b/>
         </w:rPr>
-        <w:t xml:space="preserve">  #2</w:t>
+        <w:t xml:space="preserve">  #</w:t>
+      </w:r>
+      <w:proofErr w:type="gramEnd"/>
+      <w:r>
+        <w:rPr>
+          <w:b/>
+        </w:rPr>
+        <w:t>2</w:t>
       </w:r>
       <w:r>
         <w:rPr>
@@ -107,7 +107,7 @@
           <w:noProof/>
         </w:rPr>
         <w:drawing>
-          <wp:inline distT="0" distB="0" distL="0" distR="0" wp14:anchorId="7DA76915" wp14:editId="1A774FDB">
+          <wp:inline distT="0" distB="0" distL="0" distR="0" wp14:anchorId="2088521F" wp14:editId="28C32EBA">
             <wp:extent cx="76190" cy="76190"/>
             <wp:effectExtent l="0" t="0" r="635" b="635"/>
             <wp:docPr id="10" name="Picture 10"/>
@@ -154,7 +154,19 @@
         <w:pStyle w:val="BulletsList"/>
       </w:pPr>
       <w:r>
-        <w:t>These weapons deal damage based on the STR of the character using it. The damage is multiplied by the value listed below (with a bit of random mixed in) minus the defense of the monster. The character class does not impact the damage dealt by these weapons.</w:t>
+        <w:t>These weapons deal damage based on the STR of the character using it. The damage is multiplied by the value listed below (with a bit of random mixed in) minus the defense of the monster. The character clas</w:t>
+      </w:r>
+      <w:r>
+        <w:t xml:space="preserve">s does not </w:t>
+      </w:r>
+      <w:r>
+        <w:t>affect</w:t>
+      </w:r>
+      <w:r>
+        <w:t xml:space="preserve"> the damage dea</w:t>
+      </w:r>
+      <w:r>
+        <w:t>lt by these weapons.</w:t>
       </w:r>
     </w:p>
     <w:tbl>
@@ -792,7 +804,7 @@
                 <w:noProof/>
               </w:rPr>
               <w:drawing>
-                <wp:inline distT="0" distB="0" distL="0" distR="0" wp14:anchorId="786A5AC1" wp14:editId="232886A4">
+                <wp:inline distT="0" distB="0" distL="0" distR="0" wp14:anchorId="0D2238AF" wp14:editId="74E55621">
                   <wp:extent cx="76190" cy="76190"/>
                   <wp:effectExtent l="0" t="0" r="635" b="635"/>
                   <wp:docPr id="2" name="Picture 2"/>
@@ -1057,7 +1069,7 @@
                 <w:noProof/>
               </w:rPr>
               <w:drawing>
-                <wp:inline distT="0" distB="0" distL="0" distR="0" wp14:anchorId="76637A1D" wp14:editId="61509F6C">
+                <wp:inline distT="0" distB="0" distL="0" distR="0" wp14:anchorId="1D2637E9" wp14:editId="5E3BAC4D">
                   <wp:extent cx="76190" cy="76190"/>
                   <wp:effectExtent l="0" t="0" r="635" b="635"/>
                   <wp:docPr id="15" name="Picture 15"/>
@@ -1358,7 +1370,7 @@
                 <w:noProof/>
               </w:rPr>
               <w:drawing>
-                <wp:inline distT="0" distB="0" distL="0" distR="0" wp14:anchorId="74E31C8E" wp14:editId="47CB6DCB">
+                <wp:inline distT="0" distB="0" distL="0" distR="0" wp14:anchorId="324DEAD4" wp14:editId="72368D38">
                   <wp:extent cx="76190" cy="76190"/>
                   <wp:effectExtent l="0" t="0" r="635" b="635"/>
                   <wp:docPr id="13" name="Picture 13"/>
@@ -1617,7 +1629,7 @@
                 <w:noProof/>
               </w:rPr>
               <w:drawing>
-                <wp:inline distT="0" distB="0" distL="0" distR="0" wp14:anchorId="65F42D5F" wp14:editId="637D8647">
+                <wp:inline distT="0" distB="0" distL="0" distR="0" wp14:anchorId="31D4A51D" wp14:editId="45CF2878">
                   <wp:extent cx="76190" cy="76190"/>
                   <wp:effectExtent l="0" t="0" r="635" b="635"/>
                   <wp:docPr id="17" name="Picture 17"/>
@@ -1876,7 +1888,7 @@
                 <w:noProof/>
               </w:rPr>
               <w:drawing>
-                <wp:inline distT="0" distB="0" distL="0" distR="0" wp14:anchorId="28EE4CED" wp14:editId="5909DF56">
+                <wp:inline distT="0" distB="0" distL="0" distR="0" wp14:anchorId="375062C1" wp14:editId="21E953D1">
                   <wp:extent cx="76190" cy="76190"/>
                   <wp:effectExtent l="0" t="0" r="635" b="635"/>
                   <wp:docPr id="20" name="Picture 20"/>
@@ -2135,7 +2147,7 @@
                 <w:noProof/>
               </w:rPr>
               <w:drawing>
-                <wp:inline distT="0" distB="0" distL="0" distR="0" wp14:anchorId="517F5B48" wp14:editId="1DDDB326">
+                <wp:inline distT="0" distB="0" distL="0" distR="0" wp14:anchorId="0F413A44" wp14:editId="5465052A">
                   <wp:extent cx="76190" cy="76190"/>
                   <wp:effectExtent l="0" t="0" r="635" b="635"/>
                   <wp:docPr id="19" name="Picture 19"/>
@@ -2436,7 +2448,7 @@
                 <w:noProof/>
               </w:rPr>
               <w:drawing>
-                <wp:inline distT="0" distB="0" distL="0" distR="0" wp14:anchorId="2A62B6CA" wp14:editId="280B1CC8">
+                <wp:inline distT="0" distB="0" distL="0" distR="0" wp14:anchorId="4283FA85" wp14:editId="5C2E871F">
                   <wp:extent cx="76190" cy="76190"/>
                   <wp:effectExtent l="0" t="0" r="635" b="635"/>
                   <wp:docPr id="46" name="Picture 46"/>
@@ -2754,7 +2766,7 @@
                 <w:noProof/>
               </w:rPr>
               <w:drawing>
-                <wp:inline distT="0" distB="0" distL="0" distR="0" wp14:anchorId="15DB0D86" wp14:editId="0FA28C53">
+                <wp:inline distT="0" distB="0" distL="0" distR="0" wp14:anchorId="0002A30E" wp14:editId="00360E0E">
                   <wp:extent cx="76190" cy="76190"/>
                   <wp:effectExtent l="0" t="0" r="635" b="635"/>
                   <wp:docPr id="21" name="Picture 21"/>
@@ -2790,7 +2802,7 @@
               </w:drawing>
             </w:r>
             <w:r>
-              <w:t xml:space="preserve"> Broad</w:t>
+              <w:t xml:space="preserve"> Great</w:t>
             </w:r>
           </w:p>
         </w:tc>
@@ -3012,7 +3024,7 @@
                 <w:noProof/>
               </w:rPr>
               <w:drawing>
-                <wp:inline distT="0" distB="0" distL="0" distR="0" wp14:anchorId="74408A8D" wp14:editId="6B10443F">
+                <wp:inline distT="0" distB="0" distL="0" distR="0" wp14:anchorId="34C5EAE2" wp14:editId="27D09F77">
                   <wp:extent cx="76190" cy="76190"/>
                   <wp:effectExtent l="0" t="0" r="635" b="635"/>
                   <wp:docPr id="22" name="Picture 22"/>
@@ -3277,7 +3289,7 @@
                 <w:noProof/>
               </w:rPr>
               <w:drawing>
-                <wp:inline distT="0" distB="0" distL="0" distR="0" wp14:anchorId="69309614" wp14:editId="07FA7F6B">
+                <wp:inline distT="0" distB="0" distL="0" distR="0" wp14:anchorId="09826C4E" wp14:editId="6B81982B">
                   <wp:extent cx="76190" cy="76190"/>
                   <wp:effectExtent l="0" t="0" r="635" b="635"/>
                   <wp:docPr id="34" name="Picture 34"/>
@@ -3542,7 +3554,7 @@
                 <w:noProof/>
               </w:rPr>
               <w:drawing>
-                <wp:inline distT="0" distB="0" distL="0" distR="0" wp14:anchorId="12181FF2" wp14:editId="428E4E05">
+                <wp:inline distT="0" distB="0" distL="0" distR="0" wp14:anchorId="65B78D6C" wp14:editId="4DB96657">
                   <wp:extent cx="76190" cy="76190"/>
                   <wp:effectExtent l="0" t="0" r="635" b="635"/>
                   <wp:docPr id="37" name="Picture 37"/>
@@ -3807,7 +3819,7 @@
                 <w:noProof/>
               </w:rPr>
               <w:drawing>
-                <wp:inline distT="0" distB="0" distL="0" distR="0" wp14:anchorId="56374314" wp14:editId="21153521">
+                <wp:inline distT="0" distB="0" distL="0" distR="0" wp14:anchorId="5C97E5FB" wp14:editId="4A5EA7DF">
                   <wp:extent cx="76190" cy="76190"/>
                   <wp:effectExtent l="0" t="0" r="635" b="635"/>
                   <wp:docPr id="36" name="Picture 36"/>
@@ -3843,8 +3855,13 @@
               </w:drawing>
             </w:r>
             <w:r>
-              <w:t xml:space="preserve"> Coral</w:t>
-            </w:r>
+              <w:t xml:space="preserve"> </w:t>
+            </w:r>
+            <w:proofErr w:type="spellStart"/>
+            <w:r>
+              <w:t>Nodachi</w:t>
+            </w:r>
+            <w:proofErr w:type="spellEnd"/>
           </w:p>
         </w:tc>
         <w:tc>
@@ -4008,12 +4025,6 @@
                 <w:sz w:val="16"/>
               </w:rPr>
             </w:pPr>
-            <w:r>
-              <w:rPr>
-                <w:sz w:val="16"/>
-              </w:rPr>
-              <w:t>Vs. Insects</w:t>
-            </w:r>
           </w:p>
         </w:tc>
         <w:tc>
@@ -4072,7 +4083,7 @@
                 <w:noProof/>
               </w:rPr>
               <w:drawing>
-                <wp:inline distT="0" distB="0" distL="0" distR="0" wp14:anchorId="5244637E" wp14:editId="24A9AA99">
+                <wp:inline distT="0" distB="0" distL="0" distR="0" wp14:anchorId="11F057CE" wp14:editId="4C652CDD">
                   <wp:extent cx="76190" cy="76190"/>
                   <wp:effectExtent l="0" t="0" r="635" b="635"/>
                   <wp:docPr id="38" name="Picture 38"/>
@@ -4327,22 +4338,54 @@
               <w:shd w:val="clear" w:color="auto" w:fill="auto"/>
               <w:ind w:left="0"/>
               <w:rPr>
-                <w:sz w:val="16"/>
-              </w:rPr>
-            </w:pPr>
-            <w:r>
-              <w:rPr>
                 <w:color w:val="7030A0"/>
                 <w:sz w:val="12"/>
               </w:rPr>
-              <w:t xml:space="preserve">Special Note: </w:t>
-            </w:r>
+            </w:pPr>
             <w:r>
               <w:rPr>
                 <w:color w:val="7030A0"/>
                 <w:sz w:val="12"/>
               </w:rPr>
-              <w:t>The defend sword offers 70% Evasion when used. It also has the unique trait of training the Defense stat, similar to Shields.</w:t>
+              <w:t xml:space="preserve">Special Note: </w:t>
+            </w:r>
+            <w:r>
+              <w:rPr>
+                <w:color w:val="7030A0"/>
+                <w:sz w:val="12"/>
+              </w:rPr>
+              <w:t>The Defend Sword offers 70% Evasion when used (80% on Average skill, and 60-65% on Insane/Lunatic skills)</w:t>
+            </w:r>
+          </w:p>
+          <w:p>
+            <w:pPr>
+              <w:pStyle w:val="YellowInfoBox"/>
+              <w:pBdr>
+                <w:top w:val="none" w:sz="0" w:space="0" w:color="auto"/>
+                <w:left w:val="none" w:sz="0" w:space="0" w:color="auto"/>
+                <w:bottom w:val="none" w:sz="0" w:space="0" w:color="auto"/>
+                <w:right w:val="none" w:sz="0" w:space="0" w:color="auto"/>
+              </w:pBdr>
+              <w:shd w:val="clear" w:color="auto" w:fill="auto"/>
+              <w:ind w:left="0"/>
+              <w:rPr>
+                <w:color w:val="7030A0"/>
+                <w:sz w:val="12"/>
+              </w:rPr>
+            </w:pPr>
+            <w:r>
+              <w:rPr>
+                <w:color w:val="7030A0"/>
+                <w:sz w:val="12"/>
+              </w:rPr>
+              <w:t>It also has the unique trait of training the D</w:t>
+            </w:r>
+            <w:r>
+              <w:rPr>
+                <w:color w:val="7030A0"/>
+                <w:sz w:val="12"/>
+              </w:rPr>
+              <w:t>efense stat, similar to Shields.</w:t>
             </w:r>
           </w:p>
         </w:tc>
@@ -4373,7 +4416,7 @@
                 <w:noProof/>
               </w:rPr>
               <w:drawing>
-                <wp:inline distT="0" distB="0" distL="0" distR="0" wp14:anchorId="24142D75" wp14:editId="3520A324">
+                <wp:inline distT="0" distB="0" distL="0" distR="0" wp14:anchorId="6076E882" wp14:editId="4CC2B558">
                   <wp:extent cx="76190" cy="76190"/>
                   <wp:effectExtent l="0" t="0" r="635" b="635"/>
                   <wp:docPr id="3" name="Picture 3"/>
@@ -4503,7 +4546,7 @@
               <w:ind w:left="0"/>
             </w:pPr>
             <w:r>
-              <w:t xml:space="preserve">30 </w:t>
+              <w:t xml:space="preserve">40 </w:t>
             </w:r>
           </w:p>
         </w:tc>
@@ -4642,7 +4685,7 @@
                 <w:noProof/>
               </w:rPr>
               <w:drawing>
-                <wp:inline distT="0" distB="0" distL="0" distR="0" wp14:anchorId="6719C99E" wp14:editId="63589048">
+                <wp:inline distT="0" distB="0" distL="0" distR="0" wp14:anchorId="64B3BCF2" wp14:editId="5E6470CB">
                   <wp:extent cx="76190" cy="76190"/>
                   <wp:effectExtent l="0" t="0" r="635" b="635"/>
                   <wp:docPr id="39" name="Picture 39"/>
@@ -4775,7 +4818,7 @@
               <w:ind w:left="0"/>
             </w:pPr>
             <w:r>
-              <w:t>144</w:t>
+              <w:t>126</w:t>
             </w:r>
           </w:p>
         </w:tc>
@@ -4872,7 +4915,7 @@
               <w:rPr>
                 <w:sz w:val="16"/>
               </w:rPr>
-              <w:t>STR + 32</w:t>
+              <w:t>STR + 28</w:t>
             </w:r>
           </w:p>
         </w:tc>
@@ -4965,21 +5008,7 @@
                 <w:color w:val="7030A0"/>
                 <w:sz w:val="12"/>
               </w:rPr>
-              <w:t xml:space="preserve">The Sun </w:t>
-            </w:r>
-            <w:r>
-              <w:rPr>
-                <w:color w:val="7030A0"/>
-                <w:sz w:val="12"/>
-              </w:rPr>
-              <w:t xml:space="preserve">Sword </w:t>
-            </w:r>
-            <w:r>
-              <w:rPr>
-                <w:color w:val="7030A0"/>
-                <w:sz w:val="12"/>
-              </w:rPr>
-              <w:t>will attack a group of monsters. It no longer does extra damage against the undead.</w:t>
+              <w:t>The Sun Sword will attack a group of monsters. It no longer does extra damage against the undead.</w:t>
             </w:r>
           </w:p>
           <w:p>
@@ -5033,7 +5062,7 @@
                 <w:noProof/>
               </w:rPr>
               <w:drawing>
-                <wp:inline distT="0" distB="0" distL="0" distR="0" wp14:anchorId="0C021B63" wp14:editId="47E16A6C">
+                <wp:inline distT="0" distB="0" distL="0" distR="0" wp14:anchorId="4E4816A1" wp14:editId="3E98F422">
                   <wp:extent cx="76190" cy="76190"/>
                   <wp:effectExtent l="0" t="0" r="635" b="635"/>
                   <wp:docPr id="40" name="Picture 40"/>
@@ -5210,7 +5239,7 @@
               <w:rPr>
                 <w:sz w:val="16"/>
               </w:rPr>
-              <w:t>STR + 32</w:t>
+              <w:t>STR + 26</w:t>
             </w:r>
           </w:p>
         </w:tc>
@@ -5307,21 +5336,7 @@
                 <w:color w:val="7030A0"/>
                 <w:sz w:val="12"/>
               </w:rPr>
-              <w:t>The most powerful sword against</w:t>
-            </w:r>
-            <w:r>
-              <w:rPr>
-                <w:color w:val="7030A0"/>
-                <w:sz w:val="12"/>
-              </w:rPr>
-              <w:t xml:space="preserve"> single targets</w:t>
-            </w:r>
-            <w:r>
-              <w:rPr>
-                <w:color w:val="7030A0"/>
-                <w:sz w:val="12"/>
-              </w:rPr>
-              <w:t xml:space="preserve"> with low-moderate defense.</w:t>
+              <w:t>The most powerful sword against single targets with low-moderate defense.</w:t>
             </w:r>
             <w:proofErr w:type="gramEnd"/>
           </w:p>
@@ -5353,10 +5368,10 @@
                 <w:noProof/>
               </w:rPr>
               <w:drawing>
-                <wp:inline distT="0" distB="0" distL="0" distR="0" wp14:anchorId="0C0DCC02" wp14:editId="08582486">
+                <wp:inline distT="0" distB="0" distL="0" distR="0" wp14:anchorId="75B629E2" wp14:editId="6871BA9C">
                   <wp:extent cx="76190" cy="76190"/>
                   <wp:effectExtent l="0" t="0" r="635" b="635"/>
-                  <wp:docPr id="45" name="Picture 45"/>
+                  <wp:docPr id="27" name="Picture 27"/>
                   <wp:cNvGraphicFramePr>
                     <a:graphicFrameLocks xmlns:a="http://schemas.openxmlformats.org/drawingml/2006/main" noChangeAspect="1"/>
                   </wp:cNvGraphicFramePr>
@@ -5625,12 +5640,16 @@
               </w:pBdr>
               <w:shd w:val="clear" w:color="auto" w:fill="auto"/>
               <w:ind w:left="0"/>
-            </w:pPr>
-            <w:r>
-              <w:rPr>
-                <w:sz w:val="16"/>
-              </w:rPr>
-              <w:t xml:space="preserve">     Strength</w:t>
+              <w:rPr>
+                <w:color w:val="000000" w:themeColor="text1"/>
+                <w:sz w:val="16"/>
+              </w:rPr>
+            </w:pPr>
+            <w:r>
+              <w:rPr>
+                <w:sz w:val="16"/>
+              </w:rPr>
+              <w:t xml:space="preserve">      Strength</w:t>
             </w:r>
           </w:p>
         </w:tc>
@@ -5704,10 +5723,10 @@
                 <w:noProof/>
               </w:rPr>
               <w:drawing>
-                <wp:inline distT="0" distB="0" distL="0" distR="0" wp14:anchorId="7395CC23" wp14:editId="54C55B97">
+                <wp:inline distT="0" distB="0" distL="0" distR="0" wp14:anchorId="6E10E815" wp14:editId="19A45FAC">
                   <wp:extent cx="76190" cy="76190"/>
                   <wp:effectExtent l="0" t="0" r="635" b="635"/>
-                  <wp:docPr id="44" name="Picture 44"/>
+                  <wp:docPr id="23" name="Picture 23"/>
                   <wp:cNvGraphicFramePr>
                     <a:graphicFrameLocks xmlns:a="http://schemas.openxmlformats.org/drawingml/2006/main" noChangeAspect="1"/>
                   </wp:cNvGraphicFramePr>
@@ -6058,15 +6077,209 @@
                 <w:noProof/>
               </w:rPr>
             </w:pPr>
-            <w:r>
+          </w:p>
+        </w:tc>
+        <w:tc>
+          <w:tcPr>
+            <w:tcW w:w="713" w:type="dxa"/>
+            <w:shd w:val="clear" w:color="auto" w:fill="FFD966" w:themeFill="accent4" w:themeFillTint="99"/>
+          </w:tcPr>
+          <w:p>
+            <w:pPr>
+              <w:pStyle w:val="YellowInfoBox"/>
+              <w:pBdr>
+                <w:top w:val="none" w:sz="0" w:space="0" w:color="auto"/>
+                <w:left w:val="none" w:sz="0" w:space="0" w:color="auto"/>
+                <w:bottom w:val="none" w:sz="0" w:space="0" w:color="auto"/>
+                <w:right w:val="none" w:sz="0" w:space="0" w:color="auto"/>
+              </w:pBdr>
+              <w:shd w:val="clear" w:color="auto" w:fill="auto"/>
+              <w:ind w:left="0"/>
+              <w:rPr>
+                <w:sz w:val="16"/>
+              </w:rPr>
+            </w:pPr>
+          </w:p>
+        </w:tc>
+        <w:tc>
+          <w:tcPr>
+            <w:tcW w:w="1649" w:type="dxa"/>
+            <w:shd w:val="clear" w:color="auto" w:fill="FFF2CC" w:themeFill="accent4" w:themeFillTint="33"/>
+          </w:tcPr>
+          <w:p>
+            <w:pPr>
+              <w:pStyle w:val="YellowInfoBox"/>
+              <w:pBdr>
+                <w:top w:val="none" w:sz="0" w:space="0" w:color="auto"/>
+                <w:left w:val="none" w:sz="0" w:space="0" w:color="auto"/>
+                <w:bottom w:val="none" w:sz="0" w:space="0" w:color="auto"/>
+                <w:right w:val="none" w:sz="0" w:space="0" w:color="auto"/>
+              </w:pBdr>
+              <w:shd w:val="clear" w:color="auto" w:fill="auto"/>
+              <w:ind w:left="0"/>
+              <w:rPr>
+                <w:sz w:val="16"/>
+              </w:rPr>
+            </w:pPr>
+          </w:p>
+        </w:tc>
+        <w:tc>
+          <w:tcPr>
+            <w:tcW w:w="730" w:type="dxa"/>
+            <w:shd w:val="clear" w:color="auto" w:fill="FFD966" w:themeFill="accent4" w:themeFillTint="99"/>
+          </w:tcPr>
+          <w:p>
+            <w:pPr>
+              <w:pStyle w:val="YellowInfoBox"/>
+              <w:pBdr>
+                <w:top w:val="none" w:sz="0" w:space="0" w:color="auto"/>
+                <w:left w:val="none" w:sz="0" w:space="0" w:color="auto"/>
+                <w:bottom w:val="none" w:sz="0" w:space="0" w:color="auto"/>
+                <w:right w:val="none" w:sz="0" w:space="0" w:color="auto"/>
+              </w:pBdr>
+              <w:shd w:val="clear" w:color="auto" w:fill="auto"/>
+              <w:ind w:left="0"/>
+            </w:pPr>
+          </w:p>
+        </w:tc>
+        <w:tc>
+          <w:tcPr>
+            <w:tcW w:w="630" w:type="dxa"/>
+            <w:shd w:val="clear" w:color="auto" w:fill="FFF2CC" w:themeFill="accent4" w:themeFillTint="33"/>
+          </w:tcPr>
+          <w:p>
+            <w:pPr>
+              <w:pStyle w:val="YellowInfoBox"/>
+              <w:pBdr>
+                <w:top w:val="none" w:sz="0" w:space="0" w:color="auto"/>
+                <w:left w:val="none" w:sz="0" w:space="0" w:color="auto"/>
+                <w:bottom w:val="none" w:sz="0" w:space="0" w:color="auto"/>
+                <w:right w:val="none" w:sz="0" w:space="0" w:color="auto"/>
+              </w:pBdr>
+              <w:shd w:val="clear" w:color="auto" w:fill="auto"/>
+              <w:ind w:left="0"/>
+            </w:pPr>
+          </w:p>
+        </w:tc>
+        <w:tc>
+          <w:tcPr>
+            <w:tcW w:w="810" w:type="dxa"/>
+            <w:shd w:val="clear" w:color="auto" w:fill="FFD966" w:themeFill="accent4" w:themeFillTint="99"/>
+          </w:tcPr>
+          <w:p>
+            <w:pPr>
+              <w:pStyle w:val="YellowInfoBox"/>
+              <w:pBdr>
+                <w:top w:val="none" w:sz="0" w:space="0" w:color="auto"/>
+                <w:left w:val="none" w:sz="0" w:space="0" w:color="auto"/>
+                <w:bottom w:val="none" w:sz="0" w:space="0" w:color="auto"/>
+                <w:right w:val="none" w:sz="0" w:space="0" w:color="auto"/>
+              </w:pBdr>
+              <w:shd w:val="clear" w:color="auto" w:fill="auto"/>
+              <w:ind w:left="0"/>
+            </w:pPr>
+          </w:p>
+        </w:tc>
+        <w:tc>
+          <w:tcPr>
+            <w:tcW w:w="1170" w:type="dxa"/>
+            <w:shd w:val="clear" w:color="auto" w:fill="FFF2CC" w:themeFill="accent4" w:themeFillTint="33"/>
+          </w:tcPr>
+          <w:p>
+            <w:pPr>
+              <w:pStyle w:val="YellowInfoBox"/>
+              <w:pBdr>
+                <w:top w:val="none" w:sz="0" w:space="0" w:color="auto"/>
+                <w:left w:val="none" w:sz="0" w:space="0" w:color="auto"/>
+                <w:bottom w:val="none" w:sz="0" w:space="0" w:color="auto"/>
+                <w:right w:val="none" w:sz="0" w:space="0" w:color="auto"/>
+              </w:pBdr>
+              <w:shd w:val="clear" w:color="auto" w:fill="auto"/>
+              <w:ind w:left="0"/>
+              <w:rPr>
+                <w:sz w:val="16"/>
+              </w:rPr>
+            </w:pPr>
+          </w:p>
+        </w:tc>
+        <w:tc>
+          <w:tcPr>
+            <w:tcW w:w="1080" w:type="dxa"/>
+            <w:shd w:val="clear" w:color="auto" w:fill="FFD966" w:themeFill="accent4" w:themeFillTint="99"/>
+          </w:tcPr>
+          <w:p>
+            <w:pPr>
+              <w:pStyle w:val="YellowInfoBox"/>
+              <w:pBdr>
+                <w:top w:val="none" w:sz="0" w:space="0" w:color="auto"/>
+                <w:left w:val="none" w:sz="0" w:space="0" w:color="auto"/>
+                <w:bottom w:val="none" w:sz="0" w:space="0" w:color="auto"/>
+                <w:right w:val="none" w:sz="0" w:space="0" w:color="auto"/>
+              </w:pBdr>
+              <w:shd w:val="clear" w:color="auto" w:fill="auto"/>
+              <w:ind w:left="0"/>
+              <w:rPr>
+                <w:sz w:val="16"/>
+              </w:rPr>
+            </w:pPr>
+          </w:p>
+        </w:tc>
+        <w:tc>
+          <w:tcPr>
+            <w:tcW w:w="1412" w:type="dxa"/>
+            <w:shd w:val="clear" w:color="auto" w:fill="FFF2CC" w:themeFill="accent4" w:themeFillTint="33"/>
+          </w:tcPr>
+          <w:p>
+            <w:pPr>
+              <w:pStyle w:val="YellowInfoBox"/>
+              <w:pBdr>
+                <w:top w:val="none" w:sz="0" w:space="0" w:color="auto"/>
+                <w:left w:val="none" w:sz="0" w:space="0" w:color="auto"/>
+                <w:bottom w:val="none" w:sz="0" w:space="0" w:color="auto"/>
+                <w:right w:val="none" w:sz="0" w:space="0" w:color="auto"/>
+              </w:pBdr>
+              <w:shd w:val="clear" w:color="auto" w:fill="auto"/>
+              <w:ind w:left="0"/>
+              <w:rPr>
+                <w:sz w:val="16"/>
+              </w:rPr>
+            </w:pPr>
+          </w:p>
+        </w:tc>
+      </w:tr>
+      <w:tr>
+        <w:trPr>
+          <w:trHeight w:val="149"/>
+        </w:trPr>
+        <w:tc>
+          <w:tcPr>
+            <w:tcW w:w="1093" w:type="dxa"/>
+            <w:shd w:val="clear" w:color="auto" w:fill="FFF2CC" w:themeFill="accent4" w:themeFillTint="33"/>
+          </w:tcPr>
+          <w:p>
+            <w:pPr>
+              <w:pStyle w:val="YellowInfoBox"/>
+              <w:pBdr>
+                <w:top w:val="none" w:sz="0" w:space="0" w:color="auto"/>
+                <w:left w:val="none" w:sz="0" w:space="0" w:color="auto"/>
+                <w:bottom w:val="none" w:sz="0" w:space="0" w:color="auto"/>
+                <w:right w:val="none" w:sz="0" w:space="0" w:color="auto"/>
+              </w:pBdr>
+              <w:shd w:val="clear" w:color="auto" w:fill="auto"/>
+              <w:ind w:left="0"/>
               <w:rPr>
                 <w:noProof/>
               </w:rPr>
+            </w:pPr>
+            <w:r>
+              <w:rPr>
+                <w:noProof/>
+              </w:rPr>
               <w:drawing>
-                <wp:inline distT="0" distB="0" distL="0" distR="0" wp14:anchorId="153B9666" wp14:editId="2A058685">
+                <wp:inline distT="0" distB="0" distL="0" distR="0" wp14:anchorId="51F70EA4" wp14:editId="0DF99C86">
                   <wp:extent cx="76190" cy="76190"/>
                   <wp:effectExtent l="0" t="0" r="635" b="635"/>
-                  <wp:docPr id="47" name="Picture 47"/>
+                  <wp:docPr id="5" name="Picture 5"/>
                   <wp:cNvGraphicFramePr>
                     <a:graphicFrameLocks xmlns:a="http://schemas.openxmlformats.org/drawingml/2006/main" noChangeAspect="1"/>
                   </wp:cNvGraphicFramePr>
@@ -6355,10 +6568,10 @@
                 <w:noProof/>
               </w:rPr>
               <w:drawing>
-                <wp:inline distT="0" distB="0" distL="0" distR="0" wp14:anchorId="7E065DA8" wp14:editId="5543F9E7">
+                <wp:inline distT="0" distB="0" distL="0" distR="0" wp14:anchorId="3BF66638" wp14:editId="76BC4C41">
                   <wp:extent cx="76190" cy="76190"/>
                   <wp:effectExtent l="0" t="0" r="635" b="635"/>
-                  <wp:docPr id="4" name="Picture 4"/>
+                  <wp:docPr id="6" name="Picture 6"/>
                   <wp:cNvGraphicFramePr>
                     <a:graphicFrameLocks xmlns:a="http://schemas.openxmlformats.org/drawingml/2006/main" noChangeAspect="1"/>
                   </wp:cNvGraphicFramePr>
@@ -6602,12 +6815,6 @@
         <w:pStyle w:val="BlackTitleNew"/>
       </w:pPr>
       <w:r>
-        <w:rPr>
-          <w:b w:val="0"/>
-        </w:rPr>
-        <w:br/>
-      </w:r>
-      <w:r>
         <w:br/>
       </w:r>
       <w:r>
@@ -6615,7 +6822,7 @@
           <w:noProof/>
         </w:rPr>
         <w:drawing>
-          <wp:inline distT="0" distB="0" distL="0" distR="0" wp14:anchorId="1E78F05C" wp14:editId="2BD01D65">
+          <wp:inline distT="0" distB="0" distL="0" distR="0" wp14:anchorId="3F5B366A" wp14:editId="29436357">
             <wp:extent cx="76190" cy="76190"/>
             <wp:effectExtent l="0" t="0" r="635" b="635"/>
             <wp:docPr id="43" name="Picture 43"/>
@@ -7323,7 +7530,7 @@
                 <w:noProof/>
               </w:rPr>
               <w:drawing>
-                <wp:inline distT="0" distB="0" distL="0" distR="0" wp14:anchorId="5CF0FC40" wp14:editId="2409FE37">
+                <wp:inline distT="0" distB="0" distL="0" distR="0" wp14:anchorId="19223C87" wp14:editId="5178D3B2">
                   <wp:extent cx="78740" cy="78740"/>
                   <wp:effectExtent l="0" t="0" r="0" b="0"/>
                   <wp:docPr id="49" name="Picture 49"/>
@@ -7607,7 +7814,7 @@
                 <w:noProof/>
               </w:rPr>
               <w:drawing>
-                <wp:inline distT="0" distB="0" distL="0" distR="0" wp14:anchorId="67DD306F" wp14:editId="2B97EF63">
+                <wp:inline distT="0" distB="0" distL="0" distR="0" wp14:anchorId="235E2689" wp14:editId="6DF92B8F">
                   <wp:extent cx="78740" cy="78740"/>
                   <wp:effectExtent l="0" t="0" r="0" b="0"/>
                   <wp:docPr id="50" name="Picture 50"/>
@@ -7891,7 +8098,7 @@
                 <w:noProof/>
               </w:rPr>
               <w:drawing>
-                <wp:inline distT="0" distB="0" distL="0" distR="0" wp14:anchorId="67061EF8" wp14:editId="70DEF5EB">
+                <wp:inline distT="0" distB="0" distL="0" distR="0" wp14:anchorId="0B090C55" wp14:editId="752AC442">
                   <wp:extent cx="78740" cy="78740"/>
                   <wp:effectExtent l="0" t="0" r="0" b="0"/>
                   <wp:docPr id="51" name="Picture 51"/>
@@ -8195,7 +8402,7 @@
                 <w:color w:val="7030A0"/>
                 <w:sz w:val="12"/>
               </w:rPr>
-              <w:t xml:space="preserve"> offers 33% Evasion when used.</w:t>
+              <w:t xml:space="preserve"> offers 50% Evasion when used (60% on Average skill, and 40-45% on Insane/Lunatic skills)</w:t>
             </w:r>
           </w:p>
         </w:tc>
@@ -8226,7 +8433,7 @@
                 <w:noProof/>
               </w:rPr>
               <w:drawing>
-                <wp:inline distT="0" distB="0" distL="0" distR="0" wp14:anchorId="2FAAD9A1" wp14:editId="486BC3F0">
+                <wp:inline distT="0" distB="0" distL="0" distR="0" wp14:anchorId="04B81EB4" wp14:editId="267E8348">
                   <wp:extent cx="78740" cy="78740"/>
                   <wp:effectExtent l="0" t="0" r="0" b="0"/>
                   <wp:docPr id="52" name="Picture 52"/>
@@ -8279,7 +8486,7 @@
             </w:r>
             <w:proofErr w:type="spellStart"/>
             <w:r>
-              <w:t>CatClaw</w:t>
+              <w:t>Sai</w:t>
             </w:r>
             <w:proofErr w:type="spellEnd"/>
           </w:p>
@@ -8425,6 +8632,344 @@
                 <w:sz w:val="16"/>
               </w:rPr>
               <w:t>AGL + 22</w:t>
+            </w:r>
+          </w:p>
+        </w:tc>
+        <w:tc>
+          <w:tcPr>
+            <w:tcW w:w="1080" w:type="dxa"/>
+            <w:shd w:val="clear" w:color="auto" w:fill="FFD966" w:themeFill="accent4" w:themeFillTint="99"/>
+          </w:tcPr>
+          <w:p>
+            <w:pPr>
+              <w:pStyle w:val="YellowInfoBox"/>
+              <w:pBdr>
+                <w:top w:val="none" w:sz="0" w:space="0" w:color="auto"/>
+                <w:left w:val="none" w:sz="0" w:space="0" w:color="auto"/>
+                <w:bottom w:val="none" w:sz="0" w:space="0" w:color="auto"/>
+                <w:right w:val="none" w:sz="0" w:space="0" w:color="auto"/>
+              </w:pBdr>
+              <w:shd w:val="clear" w:color="auto" w:fill="auto"/>
+              <w:ind w:left="0"/>
+              <w:rPr>
+                <w:sz w:val="16"/>
+              </w:rPr>
+            </w:pPr>
+          </w:p>
+        </w:tc>
+        <w:tc>
+          <w:tcPr>
+            <w:tcW w:w="1412" w:type="dxa"/>
+            <w:shd w:val="clear" w:color="auto" w:fill="FFF2CC" w:themeFill="accent4" w:themeFillTint="33"/>
+          </w:tcPr>
+          <w:p>
+            <w:pPr>
+              <w:pStyle w:val="YellowInfoBox"/>
+              <w:pBdr>
+                <w:top w:val="none" w:sz="0" w:space="0" w:color="auto"/>
+                <w:left w:val="none" w:sz="0" w:space="0" w:color="auto"/>
+                <w:bottom w:val="none" w:sz="0" w:space="0" w:color="auto"/>
+                <w:right w:val="none" w:sz="0" w:space="0" w:color="auto"/>
+              </w:pBdr>
+              <w:shd w:val="clear" w:color="auto" w:fill="auto"/>
+              <w:ind w:left="0"/>
+              <w:rPr>
+                <w:color w:val="000000" w:themeColor="text1"/>
+                <w:sz w:val="16"/>
+              </w:rPr>
+            </w:pPr>
+            <w:r>
+              <w:rPr>
+                <w:sz w:val="16"/>
+              </w:rPr>
+              <w:t xml:space="preserve">      Agility</w:t>
+            </w:r>
+          </w:p>
+        </w:tc>
+      </w:tr>
+      <w:tr>
+        <w:trPr>
+          <w:trHeight w:val="149"/>
+        </w:trPr>
+        <w:tc>
+          <w:tcPr>
+            <w:tcW w:w="9287" w:type="dxa"/>
+            <w:gridSpan w:val="9"/>
+            <w:shd w:val="clear" w:color="auto" w:fill="FFF2CC" w:themeFill="accent4" w:themeFillTint="33"/>
+          </w:tcPr>
+          <w:p>
+            <w:pPr>
+              <w:pStyle w:val="YellowInfoBox"/>
+              <w:pBdr>
+                <w:top w:val="none" w:sz="0" w:space="0" w:color="auto"/>
+                <w:left w:val="none" w:sz="0" w:space="0" w:color="auto"/>
+                <w:bottom w:val="none" w:sz="0" w:space="0" w:color="auto"/>
+                <w:right w:val="none" w:sz="0" w:space="0" w:color="auto"/>
+              </w:pBdr>
+              <w:shd w:val="clear" w:color="auto" w:fill="auto"/>
+              <w:ind w:left="0"/>
+              <w:rPr>
+                <w:sz w:val="16"/>
+              </w:rPr>
+            </w:pPr>
+            <w:r>
+              <w:rPr>
+                <w:color w:val="7030A0"/>
+                <w:sz w:val="12"/>
+              </w:rPr>
+              <w:t xml:space="preserve">Special Note: </w:t>
+            </w:r>
+            <w:r>
+              <w:rPr>
+                <w:color w:val="7030A0"/>
+                <w:sz w:val="12"/>
+              </w:rPr>
+              <w:t xml:space="preserve">The </w:t>
+            </w:r>
+            <w:proofErr w:type="spellStart"/>
+            <w:r>
+              <w:rPr>
+                <w:color w:val="7030A0"/>
+                <w:sz w:val="12"/>
+              </w:rPr>
+              <w:t>Jitte</w:t>
+            </w:r>
+            <w:proofErr w:type="spellEnd"/>
+            <w:r>
+              <w:rPr>
+                <w:color w:val="7030A0"/>
+                <w:sz w:val="12"/>
+              </w:rPr>
+              <w:t xml:space="preserve"> offers 60% Evasion when used (70% on Average skill, and 50-55% on Insane/Lunatic skills)</w:t>
+            </w:r>
+          </w:p>
+        </w:tc>
+      </w:tr>
+      <w:tr>
+        <w:trPr>
+          <w:trHeight w:val="149"/>
+        </w:trPr>
+        <w:tc>
+          <w:tcPr>
+            <w:tcW w:w="1093" w:type="dxa"/>
+            <w:shd w:val="clear" w:color="auto" w:fill="FFF2CC" w:themeFill="accent4" w:themeFillTint="33"/>
+          </w:tcPr>
+          <w:p>
+            <w:pPr>
+              <w:pStyle w:val="YellowInfoBox"/>
+              <w:pBdr>
+                <w:top w:val="none" w:sz="0" w:space="0" w:color="auto"/>
+                <w:left w:val="none" w:sz="0" w:space="0" w:color="auto"/>
+                <w:bottom w:val="none" w:sz="0" w:space="0" w:color="auto"/>
+                <w:right w:val="none" w:sz="0" w:space="0" w:color="auto"/>
+              </w:pBdr>
+              <w:shd w:val="clear" w:color="auto" w:fill="auto"/>
+              <w:ind w:left="0"/>
+            </w:pPr>
+            <w:r>
+              <w:rPr>
+                <w:noProof/>
+              </w:rPr>
+              <w:drawing>
+                <wp:inline distT="0" distB="0" distL="0" distR="0" wp14:anchorId="482BB1EC" wp14:editId="4F558912">
+                  <wp:extent cx="78740" cy="78740"/>
+                  <wp:effectExtent l="0" t="0" r="0" b="0"/>
+                  <wp:docPr id="29" name="Picture 29"/>
+                  <wp:cNvGraphicFramePr>
+                    <a:graphicFrameLocks xmlns:a="http://schemas.openxmlformats.org/drawingml/2006/main" noChangeAspect="1"/>
+                  </wp:cNvGraphicFramePr>
+                  <a:graphic xmlns:a="http://schemas.openxmlformats.org/drawingml/2006/main">
+                    <a:graphicData uri="http://schemas.openxmlformats.org/drawingml/2006/picture">
+                      <pic:pic xmlns:pic="http://schemas.openxmlformats.org/drawingml/2006/picture">
+                        <pic:nvPicPr>
+                          <pic:cNvPr id="0" name="Picture 48"/>
+                          <pic:cNvPicPr>
+                            <a:picLocks noChangeAspect="1" noChangeArrowheads="1"/>
+                          </pic:cNvPicPr>
+                        </pic:nvPicPr>
+                        <pic:blipFill>
+                          <a:blip r:embed="rId12">
+                            <a:extLst>
+                              <a:ext uri="{28A0092B-C50C-407E-A947-70E740481C1C}">
+                                <a14:useLocalDpi xmlns:a14="http://schemas.microsoft.com/office/drawing/2010/main" val="0"/>
+                              </a:ext>
+                            </a:extLst>
+                          </a:blip>
+                          <a:srcRect/>
+                          <a:stretch>
+                            <a:fillRect/>
+                          </a:stretch>
+                        </pic:blipFill>
+                        <pic:spPr bwMode="auto">
+                          <a:xfrm>
+                            <a:off x="0" y="0"/>
+                            <a:ext cx="78740" cy="78740"/>
+                          </a:xfrm>
+                          <a:prstGeom prst="rect">
+                            <a:avLst/>
+                          </a:prstGeom>
+                          <a:noFill/>
+                          <a:ln>
+                            <a:noFill/>
+                          </a:ln>
+                        </pic:spPr>
+                      </pic:pic>
+                    </a:graphicData>
+                  </a:graphic>
+                </wp:inline>
+              </w:drawing>
+            </w:r>
+            <w:r>
+              <w:t xml:space="preserve"> </w:t>
+            </w:r>
+            <w:proofErr w:type="spellStart"/>
+            <w:r>
+              <w:t>CatClaw</w:t>
+            </w:r>
+            <w:proofErr w:type="spellEnd"/>
+          </w:p>
+        </w:tc>
+        <w:tc>
+          <w:tcPr>
+            <w:tcW w:w="713" w:type="dxa"/>
+            <w:shd w:val="clear" w:color="auto" w:fill="FFD966" w:themeFill="accent4" w:themeFillTint="99"/>
+          </w:tcPr>
+          <w:p>
+            <w:pPr>
+              <w:pStyle w:val="YellowInfoBox"/>
+              <w:pBdr>
+                <w:top w:val="none" w:sz="0" w:space="0" w:color="auto"/>
+                <w:left w:val="none" w:sz="0" w:space="0" w:color="auto"/>
+                <w:bottom w:val="none" w:sz="0" w:space="0" w:color="auto"/>
+                <w:right w:val="none" w:sz="0" w:space="0" w:color="auto"/>
+              </w:pBdr>
+              <w:shd w:val="clear" w:color="auto" w:fill="auto"/>
+              <w:ind w:left="0"/>
+              <w:rPr>
+                <w:sz w:val="16"/>
+              </w:rPr>
+            </w:pPr>
+            <w:r>
+              <w:rPr>
+                <w:sz w:val="16"/>
+              </w:rPr>
+              <w:t>36,000</w:t>
+            </w:r>
+          </w:p>
+        </w:tc>
+        <w:tc>
+          <w:tcPr>
+            <w:tcW w:w="1649" w:type="dxa"/>
+            <w:shd w:val="clear" w:color="auto" w:fill="FFF2CC" w:themeFill="accent4" w:themeFillTint="33"/>
+          </w:tcPr>
+          <w:p>
+            <w:pPr>
+              <w:pStyle w:val="YellowInfoBox"/>
+              <w:pBdr>
+                <w:top w:val="none" w:sz="0" w:space="0" w:color="auto"/>
+                <w:left w:val="none" w:sz="0" w:space="0" w:color="auto"/>
+                <w:bottom w:val="none" w:sz="0" w:space="0" w:color="auto"/>
+                <w:right w:val="none" w:sz="0" w:space="0" w:color="auto"/>
+              </w:pBdr>
+              <w:shd w:val="clear" w:color="auto" w:fill="auto"/>
+              <w:ind w:left="0"/>
+            </w:pPr>
+            <w:r>
+              <w:t>AGL x 17</w:t>
+            </w:r>
+          </w:p>
+        </w:tc>
+        <w:tc>
+          <w:tcPr>
+            <w:tcW w:w="730" w:type="dxa"/>
+            <w:shd w:val="clear" w:color="auto" w:fill="FFD966" w:themeFill="accent4" w:themeFillTint="99"/>
+          </w:tcPr>
+          <w:p>
+            <w:pPr>
+              <w:pStyle w:val="YellowInfoBox"/>
+              <w:pBdr>
+                <w:top w:val="none" w:sz="0" w:space="0" w:color="auto"/>
+                <w:left w:val="none" w:sz="0" w:space="0" w:color="auto"/>
+                <w:bottom w:val="none" w:sz="0" w:space="0" w:color="auto"/>
+                <w:right w:val="none" w:sz="0" w:space="0" w:color="auto"/>
+              </w:pBdr>
+              <w:shd w:val="clear" w:color="auto" w:fill="auto"/>
+              <w:ind w:left="0"/>
+            </w:pPr>
+            <w:r>
+              <w:t>108</w:t>
+            </w:r>
+          </w:p>
+        </w:tc>
+        <w:tc>
+          <w:tcPr>
+            <w:tcW w:w="630" w:type="dxa"/>
+            <w:shd w:val="clear" w:color="auto" w:fill="FFF2CC" w:themeFill="accent4" w:themeFillTint="33"/>
+          </w:tcPr>
+          <w:p>
+            <w:pPr>
+              <w:pStyle w:val="YellowInfoBox"/>
+              <w:pBdr>
+                <w:top w:val="none" w:sz="0" w:space="0" w:color="auto"/>
+                <w:left w:val="none" w:sz="0" w:space="0" w:color="auto"/>
+                <w:bottom w:val="none" w:sz="0" w:space="0" w:color="auto"/>
+                <w:right w:val="none" w:sz="0" w:space="0" w:color="auto"/>
+              </w:pBdr>
+              <w:shd w:val="clear" w:color="auto" w:fill="auto"/>
+              <w:ind w:left="0"/>
+            </w:pPr>
+            <w:r>
+              <w:t>50</w:t>
+            </w:r>
+          </w:p>
+        </w:tc>
+        <w:tc>
+          <w:tcPr>
+            <w:tcW w:w="810" w:type="dxa"/>
+            <w:shd w:val="clear" w:color="auto" w:fill="FFD966" w:themeFill="accent4" w:themeFillTint="99"/>
+          </w:tcPr>
+          <w:p>
+            <w:pPr>
+              <w:pStyle w:val="YellowInfoBox"/>
+              <w:pBdr>
+                <w:top w:val="none" w:sz="0" w:space="0" w:color="auto"/>
+                <w:left w:val="none" w:sz="0" w:space="0" w:color="auto"/>
+                <w:bottom w:val="none" w:sz="0" w:space="0" w:color="auto"/>
+                <w:right w:val="none" w:sz="0" w:space="0" w:color="auto"/>
+              </w:pBdr>
+              <w:shd w:val="clear" w:color="auto" w:fill="auto"/>
+              <w:ind w:left="0"/>
+            </w:pPr>
+            <w:r>
+              <w:t xml:space="preserve">  </w:t>
+            </w:r>
+          </w:p>
+        </w:tc>
+        <w:tc>
+          <w:tcPr>
+            <w:tcW w:w="1170" w:type="dxa"/>
+            <w:shd w:val="clear" w:color="auto" w:fill="FFF2CC" w:themeFill="accent4" w:themeFillTint="33"/>
+          </w:tcPr>
+          <w:p>
+            <w:pPr>
+              <w:pStyle w:val="YellowInfoBox"/>
+              <w:pBdr>
+                <w:top w:val="none" w:sz="0" w:space="0" w:color="auto"/>
+                <w:left w:val="none" w:sz="0" w:space="0" w:color="auto"/>
+                <w:bottom w:val="none" w:sz="0" w:space="0" w:color="auto"/>
+                <w:right w:val="none" w:sz="0" w:space="0" w:color="auto"/>
+              </w:pBdr>
+              <w:shd w:val="clear" w:color="auto" w:fill="auto"/>
+              <w:ind w:left="0"/>
+              <w:rPr>
+                <w:sz w:val="16"/>
+              </w:rPr>
+            </w:pPr>
+            <w:r>
+              <w:rPr>
+                <w:sz w:val="16"/>
+              </w:rPr>
+              <w:t>AGL + 24</w:t>
             </w:r>
           </w:p>
         </w:tc>
@@ -8487,9 +9032,6 @@
       </w:pPr>
       <w:r>
         <w:lastRenderedPageBreak/>
-        <w:br/>
-      </w:r>
-      <w:r>
         <w:br/>
         <w:t>Agility-b</w:t>
       </w:r>
@@ -9905,7 +10447,13 @@
               <w:rPr>
                 <w:sz w:val="16"/>
               </w:rPr>
-              <w:t>26,000</w:t>
+              <w:t>3</w:t>
+            </w:r>
+            <w:r>
+              <w:rPr>
+                <w:sz w:val="16"/>
+              </w:rPr>
+              <w:t>6,000</w:t>
             </w:r>
           </w:p>
         </w:tc>
@@ -10304,12 +10852,6 @@
       <w:pPr>
         <w:pStyle w:val="BlackTitleNew"/>
       </w:pPr>
-      <w:r>
-        <w:rPr>
-          <w:b w:val="0"/>
-        </w:rPr>
-        <w:br/>
-      </w:r>
       <w:r>
         <w:br/>
       </w:r>
@@ -10318,7 +10860,7 @@
           <w:noProof/>
         </w:rPr>
         <w:drawing>
-          <wp:inline distT="0" distB="0" distL="0" distR="0" wp14:anchorId="4E24068C" wp14:editId="571C0253">
+          <wp:inline distT="0" distB="0" distL="0" distR="0" wp14:anchorId="7971AE33" wp14:editId="1934DA48">
             <wp:extent cx="76190" cy="76190"/>
             <wp:effectExtent l="0" t="0" r="635" b="635"/>
             <wp:docPr id="59" name="Picture 59"/>
@@ -10411,9 +10953,9 @@
         <w:gridCol w:w="730"/>
         <w:gridCol w:w="630"/>
         <w:gridCol w:w="810"/>
-        <w:gridCol w:w="990"/>
-        <w:gridCol w:w="1440"/>
-        <w:gridCol w:w="1232"/>
+        <w:gridCol w:w="1170"/>
+        <w:gridCol w:w="1080"/>
+        <w:gridCol w:w="1412"/>
       </w:tblGrid>
       <w:tr>
         <w:tc>
@@ -10632,7 +11174,7 @@
         </w:tc>
         <w:tc>
           <w:tcPr>
-            <w:tcW w:w="990" w:type="dxa"/>
+            <w:tcW w:w="1170" w:type="dxa"/>
             <w:shd w:val="clear" w:color="auto" w:fill="00B0F0"/>
           </w:tcPr>
           <w:p>
@@ -10650,39 +11192,47 @@
                 <w:b/>
               </w:rPr>
             </w:pPr>
+            <w:proofErr w:type="spellStart"/>
             <w:r>
               <w:rPr>
                 <w:b/>
               </w:rPr>
-              <w:t>Ailment</w:t>
-            </w:r>
-          </w:p>
-          <w:p>
-            <w:pPr>
-              <w:pStyle w:val="YellowInfoBox"/>
-              <w:pBdr>
-                <w:top w:val="none" w:sz="0" w:space="0" w:color="auto"/>
-                <w:left w:val="none" w:sz="0" w:space="0" w:color="auto"/>
-                <w:bottom w:val="none" w:sz="0" w:space="0" w:color="auto"/>
-                <w:right w:val="none" w:sz="0" w:space="0" w:color="auto"/>
-              </w:pBdr>
-              <w:shd w:val="clear" w:color="auto" w:fill="auto"/>
-              <w:ind w:left="0"/>
+              <w:t>Robo</w:t>
+            </w:r>
+            <w:proofErr w:type="spellEnd"/>
+            <w:r>
               <w:rPr>
                 <w:b/>
               </w:rPr>
-            </w:pPr>
-            <w:r>
+              <w:t xml:space="preserve"> Stat </w:t>
+            </w:r>
+          </w:p>
+          <w:p>
+            <w:pPr>
+              <w:pStyle w:val="YellowInfoBox"/>
+              <w:pBdr>
+                <w:top w:val="none" w:sz="0" w:space="0" w:color="auto"/>
+                <w:left w:val="none" w:sz="0" w:space="0" w:color="auto"/>
+                <w:bottom w:val="none" w:sz="0" w:space="0" w:color="auto"/>
+                <w:right w:val="none" w:sz="0" w:space="0" w:color="auto"/>
+              </w:pBdr>
+              <w:shd w:val="clear" w:color="auto" w:fill="auto"/>
+              <w:ind w:left="0"/>
               <w:rPr>
                 <w:b/>
               </w:rPr>
-              <w:t>Inflicted</w:t>
-            </w:r>
-          </w:p>
-        </w:tc>
-        <w:tc>
-          <w:tcPr>
-            <w:tcW w:w="1440" w:type="dxa"/>
+            </w:pPr>
+            <w:r>
+              <w:rPr>
+                <w:b/>
+              </w:rPr>
+              <w:t>Boost</w:t>
+            </w:r>
+          </w:p>
+        </w:tc>
+        <w:tc>
+          <w:tcPr>
+            <w:tcW w:w="1080" w:type="dxa"/>
             <w:shd w:val="clear" w:color="auto" w:fill="00B0F0"/>
           </w:tcPr>
           <w:p>
@@ -10732,7 +11282,7 @@
         </w:tc>
         <w:tc>
           <w:tcPr>
-            <w:tcW w:w="1232" w:type="dxa"/>
+            <w:tcW w:w="1412" w:type="dxa"/>
             <w:shd w:val="clear" w:color="auto" w:fill="00B0F0"/>
           </w:tcPr>
           <w:p>
@@ -10801,7 +11351,7 @@
                 <w:noProof/>
               </w:rPr>
               <w:drawing>
-                <wp:inline distT="0" distB="0" distL="0" distR="0" wp14:anchorId="3DD1E9A0" wp14:editId="38FC7BAA">
+                <wp:inline distT="0" distB="0" distL="0" distR="0" wp14:anchorId="00CB14C8" wp14:editId="09E8FD8C">
                   <wp:extent cx="78740" cy="78740"/>
                   <wp:effectExtent l="0" t="0" r="0" b="0"/>
                   <wp:docPr id="64" name="Picture 64"/>
@@ -10878,7 +11428,7 @@
               <w:rPr>
                 <w:sz w:val="16"/>
               </w:rPr>
-              <w:t>1,400</w:t>
+              <w:t>400</w:t>
             </w:r>
           </w:p>
         </w:tc>
@@ -10905,7 +11455,7 @@
             </w:r>
             <w:proofErr w:type="spellEnd"/>
             <w:r>
-              <w:t xml:space="preserve"> x 8</w:t>
+              <w:t xml:space="preserve"> x 5</w:t>
             </w:r>
           </w:p>
         </w:tc>
@@ -10927,7 +11477,7 @@
               <w:ind w:left="0"/>
             </w:pPr>
             <w:r>
-              <w:t>27</w:t>
+              <w:t>9</w:t>
             </w:r>
           </w:p>
         </w:tc>
@@ -10974,29 +11524,35 @@
         </w:tc>
         <w:tc>
           <w:tcPr>
-            <w:tcW w:w="990" w:type="dxa"/>
-            <w:shd w:val="clear" w:color="auto" w:fill="FFF2CC" w:themeFill="accent4" w:themeFillTint="33"/>
-          </w:tcPr>
-          <w:p>
-            <w:pPr>
-              <w:pStyle w:val="YellowInfoBox"/>
-              <w:pBdr>
-                <w:top w:val="none" w:sz="0" w:space="0" w:color="auto"/>
-                <w:left w:val="none" w:sz="0" w:space="0" w:color="auto"/>
-                <w:bottom w:val="none" w:sz="0" w:space="0" w:color="auto"/>
-                <w:right w:val="none" w:sz="0" w:space="0" w:color="auto"/>
-              </w:pBdr>
-              <w:shd w:val="clear" w:color="auto" w:fill="auto"/>
-              <w:ind w:left="0"/>
-              <w:rPr>
-                <w:sz w:val="16"/>
-              </w:rPr>
-            </w:pPr>
-          </w:p>
-        </w:tc>
-        <w:tc>
-          <w:tcPr>
-            <w:tcW w:w="1440" w:type="dxa"/>
+            <w:tcW w:w="1170" w:type="dxa"/>
+            <w:shd w:val="clear" w:color="auto" w:fill="FFF2CC" w:themeFill="accent4" w:themeFillTint="33"/>
+          </w:tcPr>
+          <w:p>
+            <w:pPr>
+              <w:pStyle w:val="YellowInfoBox"/>
+              <w:pBdr>
+                <w:top w:val="none" w:sz="0" w:space="0" w:color="auto"/>
+                <w:left w:val="none" w:sz="0" w:space="0" w:color="auto"/>
+                <w:bottom w:val="none" w:sz="0" w:space="0" w:color="auto"/>
+                <w:right w:val="none" w:sz="0" w:space="0" w:color="auto"/>
+              </w:pBdr>
+              <w:shd w:val="clear" w:color="auto" w:fill="auto"/>
+              <w:ind w:left="0"/>
+              <w:rPr>
+                <w:sz w:val="16"/>
+              </w:rPr>
+            </w:pPr>
+            <w:r>
+              <w:rPr>
+                <w:sz w:val="16"/>
+              </w:rPr>
+              <w:t>-</w:t>
+            </w:r>
+          </w:p>
+        </w:tc>
+        <w:tc>
+          <w:tcPr>
+            <w:tcW w:w="1080" w:type="dxa"/>
             <w:shd w:val="clear" w:color="auto" w:fill="FFD966" w:themeFill="accent4" w:themeFillTint="99"/>
           </w:tcPr>
           <w:p>
@@ -11018,7 +11574,7 @@
         </w:tc>
         <w:tc>
           <w:tcPr>
-            <w:tcW w:w="1232" w:type="dxa"/>
+            <w:tcW w:w="1412" w:type="dxa"/>
             <w:shd w:val="clear" w:color="auto" w:fill="FFF2CC" w:themeFill="accent4" w:themeFillTint="33"/>
           </w:tcPr>
           <w:p>
@@ -11080,7 +11636,7 @@
                 <w:noProof/>
               </w:rPr>
               <w:drawing>
-                <wp:inline distT="0" distB="0" distL="0" distR="0" wp14:anchorId="780B106C" wp14:editId="5B81E549">
+                <wp:inline distT="0" distB="0" distL="0" distR="0" wp14:anchorId="4A53A2E0" wp14:editId="059C4781">
                   <wp:extent cx="76190" cy="76190"/>
                   <wp:effectExtent l="0" t="0" r="635" b="635"/>
                   <wp:docPr id="65" name="Picture 65"/>
@@ -11144,7 +11700,7 @@
               <w:rPr>
                 <w:sz w:val="16"/>
               </w:rPr>
-              <w:t>17,0</w:t>
+              <w:t>6,8</w:t>
             </w:r>
             <w:r>
               <w:rPr>
@@ -11177,7 +11733,7 @@
             </w:r>
             <w:proofErr w:type="spellEnd"/>
             <w:r>
-              <w:t xml:space="preserve"> x 12</w:t>
+              <w:t xml:space="preserve"> x 9</w:t>
             </w:r>
           </w:p>
         </w:tc>
@@ -11199,7 +11755,7 @@
               <w:ind w:left="0"/>
             </w:pPr>
             <w:r>
-              <w:t>81</w:t>
+              <w:t>36</w:t>
             </w:r>
           </w:p>
         </w:tc>
@@ -11246,29 +11802,35 @@
         </w:tc>
         <w:tc>
           <w:tcPr>
-            <w:tcW w:w="990" w:type="dxa"/>
-            <w:shd w:val="clear" w:color="auto" w:fill="FFF2CC" w:themeFill="accent4" w:themeFillTint="33"/>
-          </w:tcPr>
-          <w:p>
-            <w:pPr>
-              <w:pStyle w:val="YellowInfoBox"/>
-              <w:pBdr>
-                <w:top w:val="none" w:sz="0" w:space="0" w:color="auto"/>
-                <w:left w:val="none" w:sz="0" w:space="0" w:color="auto"/>
-                <w:bottom w:val="none" w:sz="0" w:space="0" w:color="auto"/>
-                <w:right w:val="none" w:sz="0" w:space="0" w:color="auto"/>
-              </w:pBdr>
-              <w:shd w:val="clear" w:color="auto" w:fill="auto"/>
-              <w:ind w:left="0"/>
-              <w:rPr>
-                <w:sz w:val="16"/>
-              </w:rPr>
-            </w:pPr>
-          </w:p>
-        </w:tc>
-        <w:tc>
-          <w:tcPr>
-            <w:tcW w:w="1440" w:type="dxa"/>
+            <w:tcW w:w="1170" w:type="dxa"/>
+            <w:shd w:val="clear" w:color="auto" w:fill="FFF2CC" w:themeFill="accent4" w:themeFillTint="33"/>
+          </w:tcPr>
+          <w:p>
+            <w:pPr>
+              <w:pStyle w:val="YellowInfoBox"/>
+              <w:pBdr>
+                <w:top w:val="none" w:sz="0" w:space="0" w:color="auto"/>
+                <w:left w:val="none" w:sz="0" w:space="0" w:color="auto"/>
+                <w:bottom w:val="none" w:sz="0" w:space="0" w:color="auto"/>
+                <w:right w:val="none" w:sz="0" w:space="0" w:color="auto"/>
+              </w:pBdr>
+              <w:shd w:val="clear" w:color="auto" w:fill="auto"/>
+              <w:ind w:left="0"/>
+              <w:rPr>
+                <w:sz w:val="16"/>
+              </w:rPr>
+            </w:pPr>
+            <w:r>
+              <w:rPr>
+                <w:sz w:val="16"/>
+              </w:rPr>
+              <w:t>-</w:t>
+            </w:r>
+          </w:p>
+        </w:tc>
+        <w:tc>
+          <w:tcPr>
+            <w:tcW w:w="1080" w:type="dxa"/>
             <w:shd w:val="clear" w:color="auto" w:fill="FFD966" w:themeFill="accent4" w:themeFillTint="99"/>
           </w:tcPr>
           <w:p>
@@ -11290,7 +11852,7 @@
         </w:tc>
         <w:tc>
           <w:tcPr>
-            <w:tcW w:w="1232" w:type="dxa"/>
+            <w:tcW w:w="1412" w:type="dxa"/>
             <w:shd w:val="clear" w:color="auto" w:fill="FFF2CC" w:themeFill="accent4" w:themeFillTint="33"/>
           </w:tcPr>
           <w:p>
@@ -11348,14 +11910,60 @@
               <w:ind w:left="0"/>
             </w:pPr>
             <w:r>
-              <w:pict>
-                <v:shape id="Picture 67" o:spid="_x0000_i1026" type="#_x0000_t75" style="width:6.1pt;height:6.1pt;visibility:visible;mso-wrap-style:square">
-                  <v:imagedata r:id="rId14" o:title=""/>
-                </v:shape>
-              </w:pict>
-            </w:r>
-            <w:r>
-              <w:t xml:space="preserve"> Rune</w:t>
+              <w:rPr>
+                <w:noProof/>
+              </w:rPr>
+              <w:drawing>
+                <wp:inline distT="0" distB="0" distL="0" distR="0">
+                  <wp:extent cx="77470" cy="77470"/>
+                  <wp:effectExtent l="0" t="0" r="0" b="0"/>
+                  <wp:docPr id="7" name="Picture 7"/>
+                  <wp:cNvGraphicFramePr>
+                    <a:graphicFrameLocks xmlns:a="http://schemas.openxmlformats.org/drawingml/2006/main" noChangeAspect="1"/>
+                  </wp:cNvGraphicFramePr>
+                  <a:graphic xmlns:a="http://schemas.openxmlformats.org/drawingml/2006/main">
+                    <a:graphicData uri="http://schemas.openxmlformats.org/drawingml/2006/picture">
+                      <pic:pic xmlns:pic="http://schemas.openxmlformats.org/drawingml/2006/picture">
+                        <pic:nvPicPr>
+                          <pic:cNvPr id="0" name="Picture 82"/>
+                          <pic:cNvPicPr>
+                            <a:picLocks noChangeAspect="1" noChangeArrowheads="1"/>
+                          </pic:cNvPicPr>
+                        </pic:nvPicPr>
+                        <pic:blipFill>
+                          <a:blip r:embed="rId14">
+                            <a:extLst>
+                              <a:ext uri="{28A0092B-C50C-407E-A947-70E740481C1C}">
+                                <a14:useLocalDpi xmlns:a14="http://schemas.microsoft.com/office/drawing/2010/main" val="0"/>
+                              </a:ext>
+                            </a:extLst>
+                          </a:blip>
+                          <a:srcRect/>
+                          <a:stretch>
+                            <a:fillRect/>
+                          </a:stretch>
+                        </pic:blipFill>
+                        <pic:spPr bwMode="auto">
+                          <a:xfrm>
+                            <a:off x="0" y="0"/>
+                            <a:ext cx="77470" cy="77470"/>
+                          </a:xfrm>
+                          <a:prstGeom prst="rect">
+                            <a:avLst/>
+                          </a:prstGeom>
+                          <a:noFill/>
+                          <a:ln>
+                            <a:noFill/>
+                          </a:ln>
+                        </pic:spPr>
+                      </pic:pic>
+                    </a:graphicData>
+                  </a:graphic>
+                </wp:inline>
+              </w:drawing>
+            </w:r>
+            <w:r>
+              <w:t xml:space="preserve"> PSI</w:t>
             </w:r>
           </w:p>
         </w:tc>
@@ -11383,19 +11991,7 @@
               <w:rPr>
                 <w:sz w:val="16"/>
               </w:rPr>
-              <w:t>1</w:t>
-            </w:r>
-            <w:r>
-              <w:rPr>
-                <w:sz w:val="16"/>
-              </w:rPr>
-              <w:t>00</w:t>
-            </w:r>
-            <w:r>
-              <w:rPr>
-                <w:sz w:val="16"/>
-              </w:rPr>
-              <w:t>,000</w:t>
+              <w:t>17,000</w:t>
             </w:r>
           </w:p>
         </w:tc>
@@ -11422,7 +12018,7 @@
             </w:r>
             <w:proofErr w:type="spellEnd"/>
             <w:r>
-              <w:t xml:space="preserve"> x 22</w:t>
+              <w:t xml:space="preserve"> x 12</w:t>
             </w:r>
           </w:p>
         </w:tc>
@@ -11444,7 +12040,7 @@
               <w:ind w:left="0"/>
             </w:pPr>
             <w:r>
-              <w:t>126</w:t>
+              <w:t>81</w:t>
             </w:r>
           </w:p>
         </w:tc>
@@ -11466,10 +12062,7 @@
               <w:ind w:left="0"/>
             </w:pPr>
             <w:r>
-              <w:t>4</w:t>
-            </w:r>
-            <w:r>
-              <w:t>0</w:t>
+              <w:t>50</w:t>
             </w:r>
           </w:p>
         </w:tc>
@@ -11494,29 +12087,35 @@
         </w:tc>
         <w:tc>
           <w:tcPr>
-            <w:tcW w:w="990" w:type="dxa"/>
-            <w:shd w:val="clear" w:color="auto" w:fill="FFF2CC" w:themeFill="accent4" w:themeFillTint="33"/>
-          </w:tcPr>
-          <w:p>
-            <w:pPr>
-              <w:pStyle w:val="YellowInfoBox"/>
-              <w:pBdr>
-                <w:top w:val="none" w:sz="0" w:space="0" w:color="auto"/>
-                <w:left w:val="none" w:sz="0" w:space="0" w:color="auto"/>
-                <w:bottom w:val="none" w:sz="0" w:space="0" w:color="auto"/>
-                <w:right w:val="none" w:sz="0" w:space="0" w:color="auto"/>
-              </w:pBdr>
-              <w:shd w:val="clear" w:color="auto" w:fill="auto"/>
-              <w:ind w:left="0"/>
-              <w:rPr>
-                <w:sz w:val="16"/>
-              </w:rPr>
-            </w:pPr>
-          </w:p>
-        </w:tc>
-        <w:tc>
-          <w:tcPr>
-            <w:tcW w:w="1440" w:type="dxa"/>
+            <w:tcW w:w="1170" w:type="dxa"/>
+            <w:shd w:val="clear" w:color="auto" w:fill="FFF2CC" w:themeFill="accent4" w:themeFillTint="33"/>
+          </w:tcPr>
+          <w:p>
+            <w:pPr>
+              <w:pStyle w:val="YellowInfoBox"/>
+              <w:pBdr>
+                <w:top w:val="none" w:sz="0" w:space="0" w:color="auto"/>
+                <w:left w:val="none" w:sz="0" w:space="0" w:color="auto"/>
+                <w:bottom w:val="none" w:sz="0" w:space="0" w:color="auto"/>
+                <w:right w:val="none" w:sz="0" w:space="0" w:color="auto"/>
+              </w:pBdr>
+              <w:shd w:val="clear" w:color="auto" w:fill="auto"/>
+              <w:ind w:left="0"/>
+              <w:rPr>
+                <w:sz w:val="16"/>
+              </w:rPr>
+            </w:pPr>
+            <w:r>
+              <w:rPr>
+                <w:sz w:val="16"/>
+              </w:rPr>
+              <w:t>-</w:t>
+            </w:r>
+          </w:p>
+        </w:tc>
+        <w:tc>
+          <w:tcPr>
+            <w:tcW w:w="1080" w:type="dxa"/>
             <w:shd w:val="clear" w:color="auto" w:fill="FFD966" w:themeFill="accent4" w:themeFillTint="99"/>
           </w:tcPr>
           <w:p>
@@ -11538,7 +12137,7 @@
         </w:tc>
         <w:tc>
           <w:tcPr>
-            <w:tcW w:w="1232" w:type="dxa"/>
+            <w:tcW w:w="1412" w:type="dxa"/>
             <w:shd w:val="clear" w:color="auto" w:fill="FFF2CC" w:themeFill="accent4" w:themeFillTint="33"/>
           </w:tcPr>
           <w:p>
@@ -11580,6 +12179,509 @@
         </w:trPr>
         <w:tc>
           <w:tcPr>
+            <w:tcW w:w="1093" w:type="dxa"/>
+            <w:shd w:val="clear" w:color="auto" w:fill="FFF2CC" w:themeFill="accent4" w:themeFillTint="33"/>
+          </w:tcPr>
+          <w:p>
+            <w:pPr>
+              <w:pStyle w:val="YellowInfoBox"/>
+              <w:pBdr>
+                <w:top w:val="none" w:sz="0" w:space="0" w:color="auto"/>
+                <w:left w:val="none" w:sz="0" w:space="0" w:color="auto"/>
+                <w:bottom w:val="none" w:sz="0" w:space="0" w:color="auto"/>
+                <w:right w:val="none" w:sz="0" w:space="0" w:color="auto"/>
+              </w:pBdr>
+              <w:shd w:val="clear" w:color="auto" w:fill="auto"/>
+              <w:ind w:left="0"/>
+            </w:pPr>
+            <w:r>
+              <w:rPr>
+                <w:noProof/>
+              </w:rPr>
+              <w:drawing>
+                <wp:inline distT="0" distB="0" distL="0" distR="0" wp14:anchorId="2167CE5C" wp14:editId="26646AE0">
+                  <wp:extent cx="76190" cy="76190"/>
+                  <wp:effectExtent l="0" t="0" r="635" b="635"/>
+                  <wp:docPr id="28" name="Picture 28"/>
+                  <wp:cNvGraphicFramePr>
+                    <a:graphicFrameLocks xmlns:a="http://schemas.openxmlformats.org/drawingml/2006/main" noChangeAspect="1"/>
+                  </wp:cNvGraphicFramePr>
+                  <a:graphic xmlns:a="http://schemas.openxmlformats.org/drawingml/2006/main">
+                    <a:graphicData uri="http://schemas.openxmlformats.org/drawingml/2006/picture">
+                      <pic:pic xmlns:pic="http://schemas.openxmlformats.org/drawingml/2006/picture">
+                        <pic:nvPicPr>
+                          <pic:cNvPr id="0" name=""/>
+                          <pic:cNvPicPr/>
+                        </pic:nvPicPr>
+                        <pic:blipFill>
+                          <a:blip r:embed="rId9"/>
+                          <a:stretch>
+                            <a:fillRect/>
+                          </a:stretch>
+                        </pic:blipFill>
+                        <pic:spPr>
+                          <a:xfrm>
+                            <a:off x="0" y="0"/>
+                            <a:ext cx="76190" cy="76190"/>
+                          </a:xfrm>
+                          <a:prstGeom prst="rect">
+                            <a:avLst/>
+                          </a:prstGeom>
+                        </pic:spPr>
+                      </pic:pic>
+                    </a:graphicData>
+                  </a:graphic>
+                </wp:inline>
+              </w:drawing>
+            </w:r>
+            <w:r>
+              <w:t xml:space="preserve"> PSI</w:t>
+            </w:r>
+          </w:p>
+        </w:tc>
+        <w:tc>
+          <w:tcPr>
+            <w:tcW w:w="713" w:type="dxa"/>
+            <w:shd w:val="clear" w:color="auto" w:fill="FFD966" w:themeFill="accent4" w:themeFillTint="99"/>
+          </w:tcPr>
+          <w:p>
+            <w:pPr>
+              <w:pStyle w:val="YellowInfoBox"/>
+              <w:pBdr>
+                <w:top w:val="none" w:sz="0" w:space="0" w:color="auto"/>
+                <w:left w:val="none" w:sz="0" w:space="0" w:color="auto"/>
+                <w:bottom w:val="none" w:sz="0" w:space="0" w:color="auto"/>
+                <w:right w:val="none" w:sz="0" w:space="0" w:color="auto"/>
+              </w:pBdr>
+              <w:shd w:val="clear" w:color="auto" w:fill="auto"/>
+              <w:ind w:left="0"/>
+              <w:rPr>
+                <w:sz w:val="16"/>
+              </w:rPr>
+            </w:pPr>
+            <w:r>
+              <w:rPr>
+                <w:sz w:val="16"/>
+              </w:rPr>
+              <w:t>26,000</w:t>
+            </w:r>
+          </w:p>
+        </w:tc>
+        <w:tc>
+          <w:tcPr>
+            <w:tcW w:w="1649" w:type="dxa"/>
+            <w:shd w:val="clear" w:color="auto" w:fill="FFF2CC" w:themeFill="accent4" w:themeFillTint="33"/>
+          </w:tcPr>
+          <w:p>
+            <w:pPr>
+              <w:pStyle w:val="YellowInfoBox"/>
+              <w:pBdr>
+                <w:top w:val="none" w:sz="0" w:space="0" w:color="auto"/>
+                <w:left w:val="none" w:sz="0" w:space="0" w:color="auto"/>
+                <w:bottom w:val="none" w:sz="0" w:space="0" w:color="auto"/>
+                <w:right w:val="none" w:sz="0" w:space="0" w:color="auto"/>
+              </w:pBdr>
+              <w:shd w:val="clear" w:color="auto" w:fill="auto"/>
+              <w:ind w:left="0"/>
+            </w:pPr>
+            <w:proofErr w:type="spellStart"/>
+            <w:r>
+              <w:t>Mana</w:t>
+            </w:r>
+            <w:proofErr w:type="spellEnd"/>
+            <w:r>
+              <w:t xml:space="preserve"> x 17</w:t>
+            </w:r>
+          </w:p>
+        </w:tc>
+        <w:tc>
+          <w:tcPr>
+            <w:tcW w:w="730" w:type="dxa"/>
+            <w:shd w:val="clear" w:color="auto" w:fill="FFD966" w:themeFill="accent4" w:themeFillTint="99"/>
+          </w:tcPr>
+          <w:p>
+            <w:pPr>
+              <w:pStyle w:val="YellowInfoBox"/>
+              <w:pBdr>
+                <w:top w:val="none" w:sz="0" w:space="0" w:color="auto"/>
+                <w:left w:val="none" w:sz="0" w:space="0" w:color="auto"/>
+                <w:bottom w:val="none" w:sz="0" w:space="0" w:color="auto"/>
+                <w:right w:val="none" w:sz="0" w:space="0" w:color="auto"/>
+              </w:pBdr>
+              <w:shd w:val="clear" w:color="auto" w:fill="auto"/>
+              <w:ind w:left="0"/>
+            </w:pPr>
+            <w:r>
+              <w:t>90</w:t>
+            </w:r>
+          </w:p>
+        </w:tc>
+        <w:tc>
+          <w:tcPr>
+            <w:tcW w:w="630" w:type="dxa"/>
+            <w:shd w:val="clear" w:color="auto" w:fill="FFF2CC" w:themeFill="accent4" w:themeFillTint="33"/>
+          </w:tcPr>
+          <w:p>
+            <w:pPr>
+              <w:pStyle w:val="YellowInfoBox"/>
+              <w:pBdr>
+                <w:top w:val="none" w:sz="0" w:space="0" w:color="auto"/>
+                <w:left w:val="none" w:sz="0" w:space="0" w:color="auto"/>
+                <w:bottom w:val="none" w:sz="0" w:space="0" w:color="auto"/>
+                <w:right w:val="none" w:sz="0" w:space="0" w:color="auto"/>
+              </w:pBdr>
+              <w:shd w:val="clear" w:color="auto" w:fill="auto"/>
+              <w:ind w:left="0"/>
+            </w:pPr>
+            <w:r>
+              <w:t>40</w:t>
+            </w:r>
+          </w:p>
+        </w:tc>
+        <w:tc>
+          <w:tcPr>
+            <w:tcW w:w="810" w:type="dxa"/>
+            <w:shd w:val="clear" w:color="auto" w:fill="FFD966" w:themeFill="accent4" w:themeFillTint="99"/>
+          </w:tcPr>
+          <w:p>
+            <w:pPr>
+              <w:pStyle w:val="YellowInfoBox"/>
+              <w:pBdr>
+                <w:top w:val="none" w:sz="0" w:space="0" w:color="auto"/>
+                <w:left w:val="none" w:sz="0" w:space="0" w:color="auto"/>
+                <w:bottom w:val="none" w:sz="0" w:space="0" w:color="auto"/>
+                <w:right w:val="none" w:sz="0" w:space="0" w:color="auto"/>
+              </w:pBdr>
+              <w:shd w:val="clear" w:color="auto" w:fill="auto"/>
+              <w:ind w:left="0"/>
+            </w:pPr>
+          </w:p>
+        </w:tc>
+        <w:tc>
+          <w:tcPr>
+            <w:tcW w:w="1170" w:type="dxa"/>
+            <w:shd w:val="clear" w:color="auto" w:fill="FFF2CC" w:themeFill="accent4" w:themeFillTint="33"/>
+          </w:tcPr>
+          <w:p>
+            <w:pPr>
+              <w:pStyle w:val="YellowInfoBox"/>
+              <w:pBdr>
+                <w:top w:val="none" w:sz="0" w:space="0" w:color="auto"/>
+                <w:left w:val="none" w:sz="0" w:space="0" w:color="auto"/>
+                <w:bottom w:val="none" w:sz="0" w:space="0" w:color="auto"/>
+                <w:right w:val="none" w:sz="0" w:space="0" w:color="auto"/>
+              </w:pBdr>
+              <w:shd w:val="clear" w:color="auto" w:fill="auto"/>
+              <w:ind w:left="0"/>
+              <w:rPr>
+                <w:sz w:val="16"/>
+              </w:rPr>
+            </w:pPr>
+            <w:r>
+              <w:rPr>
+                <w:sz w:val="16"/>
+              </w:rPr>
+              <w:t>AGL + 20</w:t>
+            </w:r>
+          </w:p>
+        </w:tc>
+        <w:tc>
+          <w:tcPr>
+            <w:tcW w:w="1080" w:type="dxa"/>
+            <w:shd w:val="clear" w:color="auto" w:fill="FFD966" w:themeFill="accent4" w:themeFillTint="99"/>
+          </w:tcPr>
+          <w:p>
+            <w:pPr>
+              <w:pStyle w:val="YellowInfoBox"/>
+              <w:pBdr>
+                <w:top w:val="none" w:sz="0" w:space="0" w:color="auto"/>
+                <w:left w:val="none" w:sz="0" w:space="0" w:color="auto"/>
+                <w:bottom w:val="none" w:sz="0" w:space="0" w:color="auto"/>
+                <w:right w:val="none" w:sz="0" w:space="0" w:color="auto"/>
+              </w:pBdr>
+              <w:shd w:val="clear" w:color="auto" w:fill="auto"/>
+              <w:ind w:left="0"/>
+              <w:rPr>
+                <w:sz w:val="16"/>
+              </w:rPr>
+            </w:pPr>
+          </w:p>
+        </w:tc>
+        <w:tc>
+          <w:tcPr>
+            <w:tcW w:w="1412" w:type="dxa"/>
+            <w:shd w:val="clear" w:color="auto" w:fill="FFF2CC" w:themeFill="accent4" w:themeFillTint="33"/>
+          </w:tcPr>
+          <w:p>
+            <w:pPr>
+              <w:pStyle w:val="YellowInfoBox"/>
+              <w:pBdr>
+                <w:top w:val="none" w:sz="0" w:space="0" w:color="auto"/>
+                <w:left w:val="none" w:sz="0" w:space="0" w:color="auto"/>
+                <w:bottom w:val="none" w:sz="0" w:space="0" w:color="auto"/>
+                <w:right w:val="none" w:sz="0" w:space="0" w:color="auto"/>
+              </w:pBdr>
+              <w:shd w:val="clear" w:color="auto" w:fill="auto"/>
+              <w:ind w:left="0"/>
+              <w:rPr>
+                <w:color w:val="000000" w:themeColor="text1"/>
+                <w:sz w:val="16"/>
+              </w:rPr>
+            </w:pPr>
+            <w:r>
+              <w:rPr>
+                <w:sz w:val="16"/>
+              </w:rPr>
+              <w:t xml:space="preserve">      Agility</w:t>
+            </w:r>
+          </w:p>
+        </w:tc>
+      </w:tr>
+      <w:tr>
+        <w:trPr>
+          <w:trHeight w:val="149"/>
+        </w:trPr>
+        <w:tc>
+          <w:tcPr>
+            <w:tcW w:w="1093" w:type="dxa"/>
+            <w:shd w:val="clear" w:color="auto" w:fill="FFF2CC" w:themeFill="accent4" w:themeFillTint="33"/>
+          </w:tcPr>
+          <w:p>
+            <w:pPr>
+              <w:pStyle w:val="YellowInfoBox"/>
+              <w:pBdr>
+                <w:top w:val="none" w:sz="0" w:space="0" w:color="auto"/>
+                <w:left w:val="none" w:sz="0" w:space="0" w:color="auto"/>
+                <w:bottom w:val="none" w:sz="0" w:space="0" w:color="auto"/>
+                <w:right w:val="none" w:sz="0" w:space="0" w:color="auto"/>
+              </w:pBdr>
+              <w:shd w:val="clear" w:color="auto" w:fill="auto"/>
+              <w:ind w:left="0"/>
+            </w:pPr>
+            <w:r>
+              <w:pict>
+                <v:shape id="Picture 67" o:spid="_x0000_i1026" type="#_x0000_t75" style="width:6.1pt;height:6.1pt;visibility:visible;mso-wrap-style:square">
+                  <v:imagedata r:id="rId15" o:title=""/>
+                </v:shape>
+              </w:pict>
+            </w:r>
+            <w:r>
+              <w:t xml:space="preserve"> Rune</w:t>
+            </w:r>
+          </w:p>
+        </w:tc>
+        <w:tc>
+          <w:tcPr>
+            <w:tcW w:w="713" w:type="dxa"/>
+            <w:shd w:val="clear" w:color="auto" w:fill="FFD966" w:themeFill="accent4" w:themeFillTint="99"/>
+          </w:tcPr>
+          <w:p>
+            <w:pPr>
+              <w:pStyle w:val="YellowInfoBox"/>
+              <w:pBdr>
+                <w:top w:val="none" w:sz="0" w:space="0" w:color="auto"/>
+                <w:left w:val="none" w:sz="0" w:space="0" w:color="auto"/>
+                <w:bottom w:val="none" w:sz="0" w:space="0" w:color="auto"/>
+                <w:right w:val="none" w:sz="0" w:space="0" w:color="auto"/>
+              </w:pBdr>
+              <w:shd w:val="clear" w:color="auto" w:fill="auto"/>
+              <w:ind w:left="0"/>
+              <w:rPr>
+                <w:sz w:val="16"/>
+              </w:rPr>
+            </w:pPr>
+            <w:r>
+              <w:rPr>
+                <w:sz w:val="16"/>
+              </w:rPr>
+              <w:t>100,000</w:t>
+            </w:r>
+          </w:p>
+        </w:tc>
+        <w:tc>
+          <w:tcPr>
+            <w:tcW w:w="1649" w:type="dxa"/>
+            <w:shd w:val="clear" w:color="auto" w:fill="FFF2CC" w:themeFill="accent4" w:themeFillTint="33"/>
+          </w:tcPr>
+          <w:p>
+            <w:pPr>
+              <w:pStyle w:val="YellowInfoBox"/>
+              <w:pBdr>
+                <w:top w:val="none" w:sz="0" w:space="0" w:color="auto"/>
+                <w:left w:val="none" w:sz="0" w:space="0" w:color="auto"/>
+                <w:bottom w:val="none" w:sz="0" w:space="0" w:color="auto"/>
+                <w:right w:val="none" w:sz="0" w:space="0" w:color="auto"/>
+              </w:pBdr>
+              <w:shd w:val="clear" w:color="auto" w:fill="auto"/>
+              <w:ind w:left="0"/>
+            </w:pPr>
+            <w:proofErr w:type="spellStart"/>
+            <w:r>
+              <w:t>Mana</w:t>
+            </w:r>
+            <w:proofErr w:type="spellEnd"/>
+            <w:r>
+              <w:t xml:space="preserve"> x 22</w:t>
+            </w:r>
+          </w:p>
+        </w:tc>
+        <w:tc>
+          <w:tcPr>
+            <w:tcW w:w="730" w:type="dxa"/>
+            <w:shd w:val="clear" w:color="auto" w:fill="FFD966" w:themeFill="accent4" w:themeFillTint="99"/>
+          </w:tcPr>
+          <w:p>
+            <w:pPr>
+              <w:pStyle w:val="YellowInfoBox"/>
+              <w:pBdr>
+                <w:top w:val="none" w:sz="0" w:space="0" w:color="auto"/>
+                <w:left w:val="none" w:sz="0" w:space="0" w:color="auto"/>
+                <w:bottom w:val="none" w:sz="0" w:space="0" w:color="auto"/>
+                <w:right w:val="none" w:sz="0" w:space="0" w:color="auto"/>
+              </w:pBdr>
+              <w:shd w:val="clear" w:color="auto" w:fill="auto"/>
+              <w:ind w:left="0"/>
+            </w:pPr>
+            <w:r>
+              <w:t>126</w:t>
+            </w:r>
+          </w:p>
+        </w:tc>
+        <w:tc>
+          <w:tcPr>
+            <w:tcW w:w="630" w:type="dxa"/>
+            <w:shd w:val="clear" w:color="auto" w:fill="FFF2CC" w:themeFill="accent4" w:themeFillTint="33"/>
+          </w:tcPr>
+          <w:p>
+            <w:pPr>
+              <w:pStyle w:val="YellowInfoBox"/>
+              <w:pBdr>
+                <w:top w:val="none" w:sz="0" w:space="0" w:color="auto"/>
+                <w:left w:val="none" w:sz="0" w:space="0" w:color="auto"/>
+                <w:bottom w:val="none" w:sz="0" w:space="0" w:color="auto"/>
+                <w:right w:val="none" w:sz="0" w:space="0" w:color="auto"/>
+              </w:pBdr>
+              <w:shd w:val="clear" w:color="auto" w:fill="auto"/>
+              <w:ind w:left="0"/>
+            </w:pPr>
+            <w:r>
+              <w:t>40</w:t>
+            </w:r>
+          </w:p>
+        </w:tc>
+        <w:tc>
+          <w:tcPr>
+            <w:tcW w:w="810" w:type="dxa"/>
+            <w:shd w:val="clear" w:color="auto" w:fill="FFD966" w:themeFill="accent4" w:themeFillTint="99"/>
+          </w:tcPr>
+          <w:p>
+            <w:pPr>
+              <w:pStyle w:val="YellowInfoBox"/>
+              <w:pBdr>
+                <w:top w:val="none" w:sz="0" w:space="0" w:color="auto"/>
+                <w:left w:val="none" w:sz="0" w:space="0" w:color="auto"/>
+                <w:bottom w:val="none" w:sz="0" w:space="0" w:color="auto"/>
+                <w:right w:val="none" w:sz="0" w:space="0" w:color="auto"/>
+              </w:pBdr>
+              <w:shd w:val="clear" w:color="auto" w:fill="auto"/>
+              <w:ind w:left="0"/>
+            </w:pPr>
+          </w:p>
+        </w:tc>
+        <w:tc>
+          <w:tcPr>
+            <w:tcW w:w="1170" w:type="dxa"/>
+            <w:shd w:val="clear" w:color="auto" w:fill="FFF2CC" w:themeFill="accent4" w:themeFillTint="33"/>
+          </w:tcPr>
+          <w:p>
+            <w:pPr>
+              <w:pStyle w:val="YellowInfoBox"/>
+              <w:pBdr>
+                <w:top w:val="none" w:sz="0" w:space="0" w:color="auto"/>
+                <w:left w:val="none" w:sz="0" w:space="0" w:color="auto"/>
+                <w:bottom w:val="none" w:sz="0" w:space="0" w:color="auto"/>
+                <w:right w:val="none" w:sz="0" w:space="0" w:color="auto"/>
+              </w:pBdr>
+              <w:shd w:val="clear" w:color="auto" w:fill="auto"/>
+              <w:ind w:left="0"/>
+              <w:rPr>
+                <w:sz w:val="16"/>
+              </w:rPr>
+            </w:pPr>
+            <w:r>
+              <w:rPr>
+                <w:sz w:val="16"/>
+              </w:rPr>
+              <w:t>-</w:t>
+            </w:r>
+          </w:p>
+        </w:tc>
+        <w:tc>
+          <w:tcPr>
+            <w:tcW w:w="1080" w:type="dxa"/>
+            <w:shd w:val="clear" w:color="auto" w:fill="FFD966" w:themeFill="accent4" w:themeFillTint="99"/>
+          </w:tcPr>
+          <w:p>
+            <w:pPr>
+              <w:pStyle w:val="YellowInfoBox"/>
+              <w:pBdr>
+                <w:top w:val="none" w:sz="0" w:space="0" w:color="auto"/>
+                <w:left w:val="none" w:sz="0" w:space="0" w:color="auto"/>
+                <w:bottom w:val="none" w:sz="0" w:space="0" w:color="auto"/>
+                <w:right w:val="none" w:sz="0" w:space="0" w:color="auto"/>
+              </w:pBdr>
+              <w:shd w:val="clear" w:color="auto" w:fill="auto"/>
+              <w:ind w:left="0"/>
+              <w:rPr>
+                <w:sz w:val="16"/>
+              </w:rPr>
+            </w:pPr>
+          </w:p>
+        </w:tc>
+        <w:tc>
+          <w:tcPr>
+            <w:tcW w:w="1412" w:type="dxa"/>
+            <w:shd w:val="clear" w:color="auto" w:fill="FFF2CC" w:themeFill="accent4" w:themeFillTint="33"/>
+          </w:tcPr>
+          <w:p>
+            <w:pPr>
+              <w:pStyle w:val="YellowInfoBox"/>
+              <w:pBdr>
+                <w:top w:val="none" w:sz="0" w:space="0" w:color="auto"/>
+                <w:left w:val="none" w:sz="0" w:space="0" w:color="auto"/>
+                <w:bottom w:val="none" w:sz="0" w:space="0" w:color="auto"/>
+                <w:right w:val="none" w:sz="0" w:space="0" w:color="auto"/>
+              </w:pBdr>
+              <w:shd w:val="clear" w:color="auto" w:fill="auto"/>
+              <w:ind w:left="0"/>
+              <w:rPr>
+                <w:color w:val="000000" w:themeColor="text1"/>
+                <w:sz w:val="16"/>
+              </w:rPr>
+            </w:pPr>
+            <w:r>
+              <w:rPr>
+                <w:sz w:val="16"/>
+              </w:rPr>
+              <w:t xml:space="preserve">      </w:t>
+            </w:r>
+            <w:proofErr w:type="spellStart"/>
+            <w:r>
+              <w:rPr>
+                <w:sz w:val="16"/>
+              </w:rPr>
+              <w:t>Mana</w:t>
+            </w:r>
+            <w:proofErr w:type="spellEnd"/>
+          </w:p>
+        </w:tc>
+      </w:tr>
+      <w:tr>
+        <w:trPr>
+          <w:trHeight w:val="149"/>
+        </w:trPr>
+        <w:tc>
+          <w:tcPr>
             <w:tcW w:w="9287" w:type="dxa"/>
             <w:gridSpan w:val="9"/>
             <w:shd w:val="clear" w:color="auto" w:fill="FFF2CC" w:themeFill="accent4" w:themeFillTint="33"/>
@@ -11620,20 +12722,15 @@
     <w:p>
       <w:pPr>
         <w:pStyle w:val="BlackTitleNew"/>
-      </w:pPr>
-      <w:r>
-        <w:rPr>
-          <w:b w:val="0"/>
-        </w:rPr>
-        <w:br/>
-      </w:r>
+        <w:ind w:left="0"/>
+      </w:pPr>
       <w:r>
         <w:br/>
       </w:r>
       <w:r>
         <w:pict>
           <v:shape id="Picture 73" o:spid="_x0000_i1027" type="#_x0000_t75" style="width:6.1pt;height:6.1pt;visibility:visible;mso-wrap-style:square">
-            <v:imagedata r:id="rId15" o:title=""/>
+            <v:imagedata r:id="rId16" o:title=""/>
           </v:shape>
         </w:pict>
       </w:r>
@@ -12148,7 +13245,7 @@
                 <w:noProof/>
               </w:rPr>
               <w:drawing>
-                <wp:inline distT="0" distB="0" distL="0" distR="0" wp14:anchorId="234671DA" wp14:editId="608A80A6">
+                <wp:inline distT="0" distB="0" distL="0" distR="0" wp14:anchorId="7E410E0D" wp14:editId="20C5167D">
                   <wp:extent cx="78740" cy="78740"/>
                   <wp:effectExtent l="0" t="0" r="0" b="0"/>
                   <wp:docPr id="74" name="Picture 74"/>
@@ -12165,7 +13262,7 @@
                           </pic:cNvPicPr>
                         </pic:nvPicPr>
                         <pic:blipFill>
-                          <a:blip r:embed="rId16">
+                          <a:blip r:embed="rId17">
                             <a:extLst>
                               <a:ext uri="{28A0092B-C50C-407E-A947-70E740481C1C}">
                                 <a14:useLocalDpi xmlns:a14="http://schemas.microsoft.com/office/drawing/2010/main" val="0"/>
@@ -12482,7 +13579,7 @@
                 <w:noProof/>
               </w:rPr>
               <w:drawing>
-                <wp:inline distT="0" distB="0" distL="0" distR="0" wp14:anchorId="3BF3BFEA" wp14:editId="11164BC1">
+                <wp:inline distT="0" distB="0" distL="0" distR="0" wp14:anchorId="43FC865D" wp14:editId="49BB662A">
                   <wp:extent cx="78740" cy="78740"/>
                   <wp:effectExtent l="0" t="0" r="0" b="0"/>
                   <wp:docPr id="75" name="Picture 75"/>
@@ -12499,7 +13596,7 @@
                           </pic:cNvPicPr>
                         </pic:nvPicPr>
                         <pic:blipFill>
-                          <a:blip r:embed="rId16">
+                          <a:blip r:embed="rId17">
                             <a:extLst>
                               <a:ext uri="{28A0092B-C50C-407E-A947-70E740481C1C}">
                                 <a14:useLocalDpi xmlns:a14="http://schemas.microsoft.com/office/drawing/2010/main" val="0"/>
@@ -12795,7 +13892,7 @@
                 <w:noProof/>
               </w:rPr>
               <w:drawing>
-                <wp:inline distT="0" distB="0" distL="0" distR="0" wp14:anchorId="0C15A30B" wp14:editId="351C9112">
+                <wp:inline distT="0" distB="0" distL="0" distR="0" wp14:anchorId="354B44EE" wp14:editId="23A038FA">
                   <wp:extent cx="78740" cy="78740"/>
                   <wp:effectExtent l="0" t="0" r="0" b="0"/>
                   <wp:docPr id="76" name="Picture 76"/>
@@ -12812,7 +13909,7 @@
                           </pic:cNvPicPr>
                         </pic:nvPicPr>
                         <pic:blipFill>
-                          <a:blip r:embed="rId16">
+                          <a:blip r:embed="rId17">
                             <a:extLst>
                               <a:ext uri="{28A0092B-C50C-407E-A947-70E740481C1C}">
                                 <a14:useLocalDpi xmlns:a14="http://schemas.microsoft.com/office/drawing/2010/main" val="0"/>
@@ -13108,7 +14205,7 @@
                 <w:noProof/>
               </w:rPr>
               <w:drawing>
-                <wp:inline distT="0" distB="0" distL="0" distR="0" wp14:anchorId="762E2A1A" wp14:editId="64122C11">
+                <wp:inline distT="0" distB="0" distL="0" distR="0" wp14:anchorId="54B6927B" wp14:editId="7B1E5358">
                   <wp:extent cx="78740" cy="78740"/>
                   <wp:effectExtent l="0" t="0" r="0" b="0"/>
                   <wp:docPr id="77" name="Picture 77"/>
@@ -13125,7 +14222,7 @@
                           </pic:cNvPicPr>
                         </pic:nvPicPr>
                         <pic:blipFill>
-                          <a:blip r:embed="rId16">
+                          <a:blip r:embed="rId17">
                             <a:extLst>
                               <a:ext uri="{28A0092B-C50C-407E-A947-70E740481C1C}">
                                 <a14:useLocalDpi xmlns:a14="http://schemas.microsoft.com/office/drawing/2010/main" val="0"/>
@@ -13421,7 +14518,7 @@
                 <w:noProof/>
               </w:rPr>
               <w:drawing>
-                <wp:inline distT="0" distB="0" distL="0" distR="0" wp14:anchorId="2C3CBC79" wp14:editId="311740E7">
+                <wp:inline distT="0" distB="0" distL="0" distR="0" wp14:anchorId="55704EEE" wp14:editId="5090D2F5">
                   <wp:extent cx="78740" cy="78740"/>
                   <wp:effectExtent l="0" t="0" r="0" b="0"/>
                   <wp:docPr id="78" name="Picture 78"/>
@@ -13438,7 +14535,7 @@
                           </pic:cNvPicPr>
                         </pic:nvPicPr>
                         <pic:blipFill>
-                          <a:blip r:embed="rId16">
+                          <a:blip r:embed="rId17">
                             <a:extLst>
                               <a:ext uri="{28A0092B-C50C-407E-A947-70E740481C1C}">
                                 <a14:useLocalDpi xmlns:a14="http://schemas.microsoft.com/office/drawing/2010/main" val="0"/>
@@ -13815,7 +14912,7 @@
                 <w:noProof/>
               </w:rPr>
               <w:drawing>
-                <wp:inline distT="0" distB="0" distL="0" distR="0" wp14:anchorId="4DB858EF" wp14:editId="3438A79C">
+                <wp:inline distT="0" distB="0" distL="0" distR="0" wp14:anchorId="5EF9DA51" wp14:editId="3239430C">
                   <wp:extent cx="78740" cy="78740"/>
                   <wp:effectExtent l="0" t="0" r="0" b="0"/>
                   <wp:docPr id="79" name="Picture 79"/>
@@ -13832,7 +14929,7 @@
                           </pic:cNvPicPr>
                         </pic:nvPicPr>
                         <pic:blipFill>
-                          <a:blip r:embed="rId16">
+                          <a:blip r:embed="rId17">
                             <a:extLst>
                               <a:ext uri="{28A0092B-C50C-407E-A947-70E740481C1C}">
                                 <a14:useLocalDpi xmlns:a14="http://schemas.microsoft.com/office/drawing/2010/main" val="0"/>
@@ -14129,7 +15226,7 @@
                 <w:noProof/>
               </w:rPr>
               <w:drawing>
-                <wp:inline distT="0" distB="0" distL="0" distR="0" wp14:anchorId="5530FB70" wp14:editId="532AD7F8">
+                <wp:inline distT="0" distB="0" distL="0" distR="0" wp14:anchorId="59CDF33B" wp14:editId="4CF91066">
                   <wp:extent cx="78740" cy="78740"/>
                   <wp:effectExtent l="0" t="0" r="0" b="0"/>
                   <wp:docPr id="80" name="Picture 80"/>
@@ -14146,7 +15243,7 @@
                           </pic:cNvPicPr>
                         </pic:nvPicPr>
                         <pic:blipFill>
-                          <a:blip r:embed="rId16">
+                          <a:blip r:embed="rId17">
                             <a:extLst>
                               <a:ext uri="{28A0092B-C50C-407E-A947-70E740481C1C}">
                                 <a14:useLocalDpi xmlns:a14="http://schemas.microsoft.com/office/drawing/2010/main" val="0"/>
@@ -14441,12 +15538,12 @@
             <w:r>
               <w:pict>
                 <v:shape id="Picture 82" o:spid="_x0000_i1028" type="#_x0000_t75" style="width:6.1pt;height:6.1pt;visibility:visible;mso-wrap-style:square">
-                  <v:imagedata r:id="rId17" o:title=""/>
+                  <v:imagedata r:id="rId18" o:title=""/>
                 </v:shape>
               </w:pict>
             </w:r>
             <w:r>
-              <w:t xml:space="preserve"> Mage</w:t>
+              <w:t xml:space="preserve"> Storm</w:t>
             </w:r>
           </w:p>
         </w:tc>
@@ -14620,8 +15717,10 @@
               <w:rPr>
                 <w:sz w:val="16"/>
               </w:rPr>
-              <w:t>Fire</w:t>
-            </w:r>
+              <w:t>Thunder</w:t>
+            </w:r>
+            <w:bookmarkStart w:id="0" w:name="_GoBack"/>
+            <w:bookmarkEnd w:id="0"/>
           </w:p>
         </w:tc>
         <w:tc>
@@ -14686,7 +15785,7 @@
             <w:r>
               <w:pict w14:anchorId="38F5F1DF">
                 <v:shape id="_x0000_i1029" type="#_x0000_t75" style="width:6.1pt;height:6.1pt;visibility:visible;mso-wrap-style:square">
-                  <v:imagedata r:id="rId17" o:title=""/>
+                  <v:imagedata r:id="rId18" o:title=""/>
                 </v:shape>
               </w:pict>
             </w:r>
@@ -14934,7 +16033,7 @@
                 <w:noProof/>
               </w:rPr>
               <w:drawing>
-                <wp:inline distT="0" distB="0" distL="0" distR="0" wp14:anchorId="2DE11442" wp14:editId="2ED2E86B">
+                <wp:inline distT="0" distB="0" distL="0" distR="0" wp14:anchorId="09F6FD76" wp14:editId="63665AA0">
                   <wp:extent cx="78740" cy="78740"/>
                   <wp:effectExtent l="0" t="0" r="0" b="0"/>
                   <wp:docPr id="83" name="Picture 83"/>
@@ -14951,7 +16050,7 @@
                           </pic:cNvPicPr>
                         </pic:nvPicPr>
                         <pic:blipFill>
-                          <a:blip r:embed="rId16">
+                          <a:blip r:embed="rId17">
                             <a:extLst>
                               <a:ext uri="{28A0092B-C50C-407E-A947-70E740481C1C}">
                                 <a14:useLocalDpi xmlns:a14="http://schemas.microsoft.com/office/drawing/2010/main" val="0"/>
@@ -15247,7 +16346,7 @@
                 <w:noProof/>
               </w:rPr>
               <w:drawing>
-                <wp:inline distT="0" distB="0" distL="0" distR="0">
+                <wp:inline distT="0" distB="0" distL="0" distR="0" wp14:anchorId="68AFA642" wp14:editId="358A0EAA">
                   <wp:extent cx="77470" cy="77470"/>
                   <wp:effectExtent l="0" t="0" r="0" b="0"/>
                   <wp:docPr id="99" name="Picture 99"/>
@@ -15264,7 +16363,7 @@
                           </pic:cNvPicPr>
                         </pic:nvPicPr>
                         <pic:blipFill>
-                          <a:blip r:embed="rId18">
+                          <a:blip r:embed="rId19">
                             <a:extLst>
                               <a:ext uri="{28A0092B-C50C-407E-A947-70E740481C1C}">
                                 <a14:useLocalDpi xmlns:a14="http://schemas.microsoft.com/office/drawing/2010/main" val="0"/>
@@ -15602,7 +16701,7 @@
                 <w:noProof/>
               </w:rPr>
               <w:drawing>
-                <wp:inline distT="0" distB="0" distL="0" distR="0" wp14:anchorId="78D0A9E0" wp14:editId="7811FC0B">
+                <wp:inline distT="0" distB="0" distL="0" distR="0" wp14:anchorId="0C615DB0" wp14:editId="0E53D8D2">
                   <wp:extent cx="78740" cy="78740"/>
                   <wp:effectExtent l="0" t="0" r="0" b="0"/>
                   <wp:docPr id="84" name="Picture 84"/>
@@ -15619,7 +16718,7 @@
                           </pic:cNvPicPr>
                         </pic:nvPicPr>
                         <pic:blipFill>
-                          <a:blip r:embed="rId16">
+                          <a:blip r:embed="rId17">
                             <a:extLst>
                               <a:ext uri="{28A0092B-C50C-407E-A947-70E740481C1C}">
                                 <a14:useLocalDpi xmlns:a14="http://schemas.microsoft.com/office/drawing/2010/main" val="0"/>
@@ -15879,12 +16978,17 @@
         <w:lastRenderedPageBreak/>
         <w:br/>
       </w:r>
+    </w:p>
+    <w:p>
+      <w:pPr>
+        <w:pStyle w:val="BlackTitleNew"/>
+      </w:pPr>
       <w:r>
         <w:rPr>
           <w:noProof/>
         </w:rPr>
         <w:drawing>
-          <wp:inline distT="0" distB="0" distL="0" distR="0">
+          <wp:inline distT="0" distB="0" distL="0" distR="0" wp14:anchorId="41B1A663" wp14:editId="57490359">
             <wp:extent cx="78740" cy="78740"/>
             <wp:effectExtent l="0" t="0" r="0" b="0"/>
             <wp:docPr id="89" name="Picture 89"/>
@@ -15901,7 +17005,7 @@
                     </pic:cNvPicPr>
                   </pic:nvPicPr>
                   <pic:blipFill>
-                    <a:blip r:embed="rId16">
+                    <a:blip r:embed="rId17">
                       <a:extLst>
                         <a:ext uri="{28A0092B-C50C-407E-A947-70E740481C1C}">
                           <a14:useLocalDpi xmlns:a14="http://schemas.microsoft.com/office/drawing/2010/main" val="0"/>
@@ -16372,7 +17476,7 @@
                 <w:noProof/>
               </w:rPr>
               <w:drawing>
-                <wp:inline distT="0" distB="0" distL="0" distR="0" wp14:anchorId="0462B0B1" wp14:editId="59213B89">
+                <wp:inline distT="0" distB="0" distL="0" distR="0" wp14:anchorId="27124FF1" wp14:editId="04918587">
                   <wp:extent cx="78740" cy="78740"/>
                   <wp:effectExtent l="0" t="0" r="0" b="0"/>
                   <wp:docPr id="90" name="Picture 90"/>
@@ -16389,7 +17493,7 @@
                           </pic:cNvPicPr>
                         </pic:nvPicPr>
                         <pic:blipFill>
-                          <a:blip r:embed="rId16">
+                          <a:blip r:embed="rId17">
                             <a:extLst>
                               <a:ext uri="{28A0092B-C50C-407E-A947-70E740481C1C}">
                                 <a14:useLocalDpi xmlns:a14="http://schemas.microsoft.com/office/drawing/2010/main" val="0"/>
@@ -16679,7 +17783,7 @@
                 <w:noProof/>
               </w:rPr>
               <w:drawing>
-                <wp:inline distT="0" distB="0" distL="0" distR="0" wp14:anchorId="15485474" wp14:editId="35D57EDD">
+                <wp:inline distT="0" distB="0" distL="0" distR="0" wp14:anchorId="5DBC4FA0" wp14:editId="1C47A730">
                   <wp:extent cx="76190" cy="76190"/>
                   <wp:effectExtent l="0" t="0" r="635" b="635"/>
                   <wp:docPr id="92" name="Picture 92"/>
@@ -16694,7 +17798,7 @@
                           <pic:cNvPicPr/>
                         </pic:nvPicPr>
                         <pic:blipFill>
-                          <a:blip r:embed="rId19"/>
+                          <a:blip r:embed="rId20"/>
                           <a:stretch>
                             <a:fillRect/>
                           </a:stretch>
@@ -16942,7 +18046,7 @@
       <w:r>
         <w:pict>
           <v:shape id="Picture 94" o:spid="_x0000_i1030" type="#_x0000_t75" style="width:6.1pt;height:6.1pt;visibility:visible;mso-wrap-style:square" o:bullet="t">
-            <v:imagedata r:id="rId20" o:title=""/>
+            <v:imagedata r:id="rId21" o:title=""/>
           </v:shape>
         </w:pict>
       </w:r>
@@ -16954,7 +18058,7 @@
           <w:noProof/>
         </w:rPr>
         <w:drawing>
-          <wp:inline distT="0" distB="0" distL="0" distR="0" wp14:anchorId="189D82F2" wp14:editId="6DB54DB6">
+          <wp:inline distT="0" distB="0" distL="0" distR="0" wp14:anchorId="03E58BCC" wp14:editId="1830BCCC">
             <wp:extent cx="76190" cy="76190"/>
             <wp:effectExtent l="0" t="0" r="635" b="635"/>
             <wp:docPr id="97" name="Picture 97"/>
@@ -16969,7 +18073,7 @@
                     <pic:cNvPicPr/>
                   </pic:nvPicPr>
                   <pic:blipFill>
-                    <a:blip r:embed="rId21"/>
+                    <a:blip r:embed="rId22"/>
                     <a:stretch>
                       <a:fillRect/>
                     </a:stretch>
@@ -17534,7 +18638,7 @@
                 <w:noProof/>
               </w:rPr>
               <w:drawing>
-                <wp:inline distT="0" distB="0" distL="0" distR="0" wp14:anchorId="5F7337C5" wp14:editId="622F638B">
+                <wp:inline distT="0" distB="0" distL="0" distR="0" wp14:anchorId="20C78D9E" wp14:editId="2290A005">
                   <wp:extent cx="76190" cy="76190"/>
                   <wp:effectExtent l="0" t="0" r="635" b="635"/>
                   <wp:docPr id="100" name="Picture 100"/>
@@ -17549,7 +18653,7 @@
                           <pic:cNvPicPr/>
                         </pic:nvPicPr>
                         <pic:blipFill>
-                          <a:blip r:embed="rId21"/>
+                          <a:blip r:embed="rId22"/>
                           <a:stretch>
                             <a:fillRect/>
                           </a:stretch>
@@ -17849,7 +18953,7 @@
                 <w:noProof/>
               </w:rPr>
               <w:drawing>
-                <wp:inline distT="0" distB="0" distL="0" distR="0" wp14:anchorId="4F0AC9AD" wp14:editId="6BE7C730">
+                <wp:inline distT="0" distB="0" distL="0" distR="0" wp14:anchorId="2157AD72" wp14:editId="3BA5A8C9">
                   <wp:extent cx="77470" cy="77470"/>
                   <wp:effectExtent l="0" t="0" r="0" b="0"/>
                   <wp:docPr id="102" name="Picture 102"/>
@@ -17866,7 +18970,7 @@
                           </pic:cNvPicPr>
                         </pic:nvPicPr>
                         <pic:blipFill>
-                          <a:blip r:embed="rId18">
+                          <a:blip r:embed="rId19">
                             <a:extLst>
                               <a:ext uri="{28A0092B-C50C-407E-A947-70E740481C1C}">
                                 <a14:useLocalDpi xmlns:a14="http://schemas.microsoft.com/office/drawing/2010/main" val="0"/>
@@ -18175,7 +19279,7 @@
             <w:r>
               <w:pict w14:anchorId="60E1BBA4">
                 <v:shape id="Picture 104" o:spid="_x0000_i1031" type="#_x0000_t75" style="width:6.1pt;height:6.1pt;visibility:visible;mso-wrap-style:square">
-                  <v:imagedata r:id="rId22" o:title=""/>
+                  <v:imagedata r:id="rId23" o:title=""/>
                 </v:shape>
               </w:pict>
             </w:r>
@@ -18453,7 +19557,7 @@
                 <w:noProof/>
               </w:rPr>
               <w:drawing>
-                <wp:inline distT="0" distB="0" distL="0" distR="0" wp14:anchorId="35D1785F" wp14:editId="400398C6">
+                <wp:inline distT="0" distB="0" distL="0" distR="0" wp14:anchorId="3E9D452B" wp14:editId="32734F59">
                   <wp:extent cx="77470" cy="77470"/>
                   <wp:effectExtent l="0" t="0" r="0" b="0"/>
                   <wp:docPr id="103" name="Picture 103"/>
@@ -18470,7 +19574,7 @@
                           </pic:cNvPicPr>
                         </pic:nvPicPr>
                         <pic:blipFill>
-                          <a:blip r:embed="rId18">
+                          <a:blip r:embed="rId19">
                             <a:extLst>
                               <a:ext uri="{28A0092B-C50C-407E-A947-70E740481C1C}">
                                 <a14:useLocalDpi xmlns:a14="http://schemas.microsoft.com/office/drawing/2010/main" val="0"/>
@@ -18803,7 +19907,7 @@
                 <w:noProof/>
               </w:rPr>
               <w:drawing>
-                <wp:inline distT="0" distB="0" distL="0" distR="0" wp14:anchorId="6508A99C" wp14:editId="185FC308">
+                <wp:inline distT="0" distB="0" distL="0" distR="0" wp14:anchorId="0CB7E32D" wp14:editId="0592E0A9">
                   <wp:extent cx="76190" cy="76190"/>
                   <wp:effectExtent l="0" t="0" r="635" b="635"/>
                   <wp:docPr id="105" name="Picture 105"/>
@@ -18818,7 +19922,7 @@
                           <pic:cNvPicPr/>
                         </pic:nvPicPr>
                         <pic:blipFill>
-                          <a:blip r:embed="rId21"/>
+                          <a:blip r:embed="rId22"/>
                           <a:stretch>
                             <a:fillRect/>
                           </a:stretch>
@@ -19118,7 +20222,7 @@
                 <w:noProof/>
               </w:rPr>
               <w:drawing>
-                <wp:inline distT="0" distB="0" distL="0" distR="0" wp14:anchorId="2CC9B8F6" wp14:editId="51C991E7">
+                <wp:inline distT="0" distB="0" distL="0" distR="0" wp14:anchorId="6EC1666B" wp14:editId="0C830B77">
                   <wp:extent cx="77470" cy="77470"/>
                   <wp:effectExtent l="0" t="0" r="0" b="0"/>
                   <wp:docPr id="106" name="Picture 106"/>
@@ -19135,7 +20239,7 @@
                           </pic:cNvPicPr>
                         </pic:nvPicPr>
                         <pic:blipFill>
-                          <a:blip r:embed="rId18">
+                          <a:blip r:embed="rId19">
                             <a:extLst>
                               <a:ext uri="{28A0092B-C50C-407E-A947-70E740481C1C}">
                                 <a14:useLocalDpi xmlns:a14="http://schemas.microsoft.com/office/drawing/2010/main" val="0"/>
@@ -19746,7 +20850,7 @@
                 <w:noProof/>
               </w:rPr>
               <w:drawing>
-                <wp:inline distT="0" distB="0" distL="0" distR="0" wp14:anchorId="3CEF3145" wp14:editId="3F42028D">
+                <wp:inline distT="0" distB="0" distL="0" distR="0" wp14:anchorId="1A5B799F" wp14:editId="425594BD">
                   <wp:extent cx="77470" cy="77470"/>
                   <wp:effectExtent l="0" t="0" r="0" b="0"/>
                   <wp:docPr id="107" name="Picture 107"/>
@@ -19763,7 +20867,7 @@
                           </pic:cNvPicPr>
                         </pic:nvPicPr>
                         <pic:blipFill>
-                          <a:blip r:embed="rId18">
+                          <a:blip r:embed="rId19">
                             <a:extLst>
                               <a:ext uri="{28A0092B-C50C-407E-A947-70E740481C1C}">
                                 <a14:useLocalDpi xmlns:a14="http://schemas.microsoft.com/office/drawing/2010/main" val="0"/>
@@ -20110,7 +21214,7 @@
             <w:r>
               <w:pict w14:anchorId="4544D463">
                 <v:shape id="_x0000_i1032" type="#_x0000_t75" style="width:6.1pt;height:6.1pt;visibility:visible;mso-wrap-style:square">
-                  <v:imagedata r:id="rId22" o:title=""/>
+                  <v:imagedata r:id="rId23" o:title=""/>
                 </v:shape>
               </w:pict>
             </w:r>
@@ -20416,7 +21520,7 @@
                 <w:noProof/>
               </w:rPr>
               <w:drawing>
-                <wp:inline distT="0" distB="0" distL="0" distR="0" wp14:anchorId="6268B6EF" wp14:editId="663ED540">
+                <wp:inline distT="0" distB="0" distL="0" distR="0" wp14:anchorId="78A83D13" wp14:editId="693BE7BA">
                   <wp:extent cx="77470" cy="77470"/>
                   <wp:effectExtent l="0" t="0" r="0" b="0"/>
                   <wp:docPr id="108" name="Picture 108"/>
@@ -20433,7 +21537,7 @@
                           </pic:cNvPicPr>
                         </pic:nvPicPr>
                         <pic:blipFill>
-                          <a:blip r:embed="rId18">
+                          <a:blip r:embed="rId19">
                             <a:extLst>
                               <a:ext uri="{28A0092B-C50C-407E-A947-70E740481C1C}">
                                 <a14:useLocalDpi xmlns:a14="http://schemas.microsoft.com/office/drawing/2010/main" val="0"/>
@@ -20736,7 +21840,7 @@
             <w:r>
               <w:pict w14:anchorId="2586D8D5">
                 <v:shape id="_x0000_i1033" type="#_x0000_t75" style="width:6.1pt;height:6.1pt;visibility:visible;mso-wrap-style:square">
-                  <v:imagedata r:id="rId22" o:title=""/>
+                  <v:imagedata r:id="rId23" o:title=""/>
                 </v:shape>
               </w:pict>
             </w:r>
@@ -21337,7 +22441,7 @@
             <w:r>
               <w:pict w14:anchorId="6547FF96">
                 <v:shape id="_x0000_i1034" type="#_x0000_t75" style="width:6.1pt;height:6.1pt;visibility:visible;mso-wrap-style:square">
-                  <v:imagedata r:id="rId22" o:title=""/>
+                  <v:imagedata r:id="rId23" o:title=""/>
                 </v:shape>
               </w:pict>
             </w:r>
@@ -21643,7 +22747,7 @@
                 <w:noProof/>
               </w:rPr>
               <w:drawing>
-                <wp:inline distT="0" distB="0" distL="0" distR="0" wp14:anchorId="1387DDB5" wp14:editId="5E5119FB">
+                <wp:inline distT="0" distB="0" distL="0" distR="0" wp14:anchorId="0DD173A8" wp14:editId="374EB30C">
                   <wp:extent cx="77470" cy="77470"/>
                   <wp:effectExtent l="0" t="0" r="0" b="0"/>
                   <wp:docPr id="109" name="Picture 109"/>
@@ -21660,7 +22764,7 @@
                           </pic:cNvPicPr>
                         </pic:nvPicPr>
                         <pic:blipFill>
-                          <a:blip r:embed="rId18">
+                          <a:blip r:embed="rId19">
                             <a:extLst>
                               <a:ext uri="{28A0092B-C50C-407E-A947-70E740481C1C}">
                                 <a14:useLocalDpi xmlns:a14="http://schemas.microsoft.com/office/drawing/2010/main" val="0"/>
@@ -22038,7 +23142,7 @@
                 <w:noProof/>
               </w:rPr>
               <w:drawing>
-                <wp:inline distT="0" distB="0" distL="0" distR="0" wp14:anchorId="685E98FC" wp14:editId="101FDD7B">
+                <wp:inline distT="0" distB="0" distL="0" distR="0" wp14:anchorId="6137A3FB" wp14:editId="2E9ABF1C">
                   <wp:extent cx="76190" cy="76190"/>
                   <wp:effectExtent l="0" t="0" r="635" b="635"/>
                   <wp:docPr id="112" name="Picture 112"/>
@@ -22053,7 +23157,7 @@
                           <pic:cNvPicPr/>
                         </pic:nvPicPr>
                         <pic:blipFill>
-                          <a:blip r:embed="rId21"/>
+                          <a:blip r:embed="rId22"/>
                           <a:stretch>
                             <a:fillRect/>
                           </a:stretch>
@@ -22379,7 +23483,7 @@
             <w:r>
               <w:pict w14:anchorId="36D0950F">
                 <v:shape id="_x0000_i1035" type="#_x0000_t75" style="width:6.1pt;height:6.1pt;visibility:visible;mso-wrap-style:square">
-                  <v:imagedata r:id="rId22" o:title=""/>
+                  <v:imagedata r:id="rId23" o:title=""/>
                 </v:shape>
               </w:pict>
             </w:r>
@@ -22758,7 +23862,7 @@
               <w:ind w:left="0"/>
             </w:pPr>
             <w:r>
-              <w:t>10</w:t>
+              <w:t>3</w:t>
             </w:r>
           </w:p>
         </w:tc>
@@ -23688,6 +24792,9 @@
               <w:shd w:val="clear" w:color="auto" w:fill="auto"/>
               <w:ind w:left="0"/>
             </w:pPr>
+            <w:r>
+              <w:t>-</w:t>
+            </w:r>
           </w:p>
         </w:tc>
         <w:tc>
@@ -23781,10 +24888,10 @@
                 <w:noProof/>
               </w:rPr>
               <w:drawing>
-                <wp:inline distT="0" distB="0" distL="0" distR="0" wp14:anchorId="72C49CCB" wp14:editId="7BC015D9">
+                <wp:inline distT="0" distB="0" distL="0" distR="0" wp14:anchorId="76EC5A2B" wp14:editId="644C2984">
                   <wp:extent cx="77470" cy="77470"/>
                   <wp:effectExtent l="0" t="0" r="0" b="0"/>
-                  <wp:docPr id="25" name="Picture 25"/>
+                  <wp:docPr id="32" name="Picture 32"/>
                   <wp:cNvGraphicFramePr>
                     <a:graphicFrameLocks xmlns:a="http://schemas.openxmlformats.org/drawingml/2006/main" noChangeAspect="1"/>
                   </wp:cNvGraphicFramePr>
@@ -23792,13 +24899,13 @@
                     <a:graphicData uri="http://schemas.openxmlformats.org/drawingml/2006/picture">
                       <pic:pic xmlns:pic="http://schemas.openxmlformats.org/drawingml/2006/picture">
                         <pic:nvPicPr>
-                          <pic:cNvPr id="0" name="Picture 44"/>
+                          <pic:cNvPr id="0" name="Picture 3"/>
                           <pic:cNvPicPr>
                             <a:picLocks noChangeAspect="1" noChangeArrowheads="1"/>
                           </pic:cNvPicPr>
                         </pic:nvPicPr>
                         <pic:blipFill>
-                          <a:blip r:embed="rId23">
+                          <a:blip r:embed="rId24">
                             <a:extLst>
                               <a:ext uri="{28A0092B-C50C-407E-A947-70E740481C1C}">
                                 <a14:useLocalDpi xmlns:a14="http://schemas.microsoft.com/office/drawing/2010/main" val="0"/>
@@ -23830,6 +24937,242 @@
               </w:drawing>
             </w:r>
             <w:r>
+              <w:t xml:space="preserve"> </w:t>
+            </w:r>
+            <w:r>
+              <w:t>Slow</w:t>
+            </w:r>
+          </w:p>
+        </w:tc>
+        <w:tc>
+          <w:tcPr>
+            <w:tcW w:w="630" w:type="dxa"/>
+            <w:shd w:val="clear" w:color="auto" w:fill="FFD966" w:themeFill="accent4" w:themeFillTint="99"/>
+          </w:tcPr>
+          <w:p>
+            <w:pPr>
+              <w:pStyle w:val="YellowInfoBox"/>
+              <w:pBdr>
+                <w:top w:val="none" w:sz="0" w:space="0" w:color="auto"/>
+                <w:left w:val="none" w:sz="0" w:space="0" w:color="auto"/>
+                <w:bottom w:val="none" w:sz="0" w:space="0" w:color="auto"/>
+                <w:right w:val="none" w:sz="0" w:space="0" w:color="auto"/>
+              </w:pBdr>
+              <w:shd w:val="clear" w:color="auto" w:fill="auto"/>
+              <w:ind w:left="0"/>
+              <w:rPr>
+                <w:sz w:val="16"/>
+              </w:rPr>
+            </w:pPr>
+            <w:r>
+              <w:rPr>
+                <w:sz w:val="16"/>
+              </w:rPr>
+              <w:t>17,000</w:t>
+            </w:r>
+          </w:p>
+        </w:tc>
+        <w:tc>
+          <w:tcPr>
+            <w:tcW w:w="630" w:type="dxa"/>
+            <w:shd w:val="clear" w:color="auto" w:fill="FFF2CC" w:themeFill="accent4" w:themeFillTint="33"/>
+          </w:tcPr>
+          <w:p>
+            <w:pPr>
+              <w:pStyle w:val="YellowInfoBox"/>
+              <w:pBdr>
+                <w:top w:val="none" w:sz="0" w:space="0" w:color="auto"/>
+                <w:left w:val="none" w:sz="0" w:space="0" w:color="auto"/>
+                <w:bottom w:val="none" w:sz="0" w:space="0" w:color="auto"/>
+                <w:right w:val="none" w:sz="0" w:space="0" w:color="auto"/>
+              </w:pBdr>
+              <w:shd w:val="clear" w:color="auto" w:fill="auto"/>
+              <w:ind w:left="0"/>
+            </w:pPr>
+            <w:r>
+              <w:t>10</w:t>
+            </w:r>
+          </w:p>
+        </w:tc>
+        <w:tc>
+          <w:tcPr>
+            <w:tcW w:w="630" w:type="dxa"/>
+            <w:shd w:val="clear" w:color="auto" w:fill="FFD966" w:themeFill="accent4" w:themeFillTint="99"/>
+          </w:tcPr>
+          <w:p>
+            <w:pPr>
+              <w:pStyle w:val="YellowInfoBox"/>
+              <w:pBdr>
+                <w:top w:val="none" w:sz="0" w:space="0" w:color="auto"/>
+                <w:left w:val="none" w:sz="0" w:space="0" w:color="auto"/>
+                <w:bottom w:val="none" w:sz="0" w:space="0" w:color="auto"/>
+                <w:right w:val="none" w:sz="0" w:space="0" w:color="auto"/>
+              </w:pBdr>
+              <w:shd w:val="clear" w:color="auto" w:fill="auto"/>
+              <w:ind w:left="0"/>
+            </w:pPr>
+            <w:r>
+              <w:t>72</w:t>
+            </w:r>
+          </w:p>
+        </w:tc>
+        <w:tc>
+          <w:tcPr>
+            <w:tcW w:w="1080" w:type="dxa"/>
+            <w:shd w:val="clear" w:color="auto" w:fill="FFF2CC" w:themeFill="accent4" w:themeFillTint="33"/>
+          </w:tcPr>
+          <w:p>
+            <w:pPr>
+              <w:pStyle w:val="YellowInfoBox"/>
+              <w:pBdr>
+                <w:top w:val="none" w:sz="0" w:space="0" w:color="auto"/>
+                <w:left w:val="none" w:sz="0" w:space="0" w:color="auto"/>
+                <w:bottom w:val="none" w:sz="0" w:space="0" w:color="auto"/>
+                <w:right w:val="none" w:sz="0" w:space="0" w:color="auto"/>
+              </w:pBdr>
+              <w:shd w:val="clear" w:color="auto" w:fill="auto"/>
+              <w:ind w:left="0"/>
+            </w:pPr>
+            <w:r>
+              <w:t>-</w:t>
+            </w:r>
+          </w:p>
+        </w:tc>
+        <w:tc>
+          <w:tcPr>
+            <w:tcW w:w="900" w:type="dxa"/>
+            <w:shd w:val="clear" w:color="auto" w:fill="FFD966" w:themeFill="accent4" w:themeFillTint="99"/>
+          </w:tcPr>
+          <w:p>
+            <w:pPr>
+              <w:pStyle w:val="YellowInfoBox"/>
+              <w:pBdr>
+                <w:top w:val="none" w:sz="0" w:space="0" w:color="auto"/>
+                <w:left w:val="none" w:sz="0" w:space="0" w:color="auto"/>
+                <w:bottom w:val="none" w:sz="0" w:space="0" w:color="auto"/>
+                <w:right w:val="none" w:sz="0" w:space="0" w:color="auto"/>
+              </w:pBdr>
+              <w:shd w:val="clear" w:color="auto" w:fill="auto"/>
+              <w:ind w:left="0"/>
+              <w:rPr>
+                <w:sz w:val="16"/>
+              </w:rPr>
+            </w:pPr>
+            <w:r>
+              <w:t xml:space="preserve">    </w:t>
+            </w:r>
+            <w:r>
+              <w:rPr>
+                <w:sz w:val="16"/>
+              </w:rPr>
+              <w:t xml:space="preserve"> -</w:t>
+            </w:r>
+          </w:p>
+        </w:tc>
+        <w:tc>
+          <w:tcPr>
+            <w:tcW w:w="4320" w:type="dxa"/>
+            <w:shd w:val="clear" w:color="auto" w:fill="FFF2CC" w:themeFill="accent4" w:themeFillTint="33"/>
+          </w:tcPr>
+          <w:p>
+            <w:pPr>
+              <w:pStyle w:val="YellowInfoBox"/>
+              <w:pBdr>
+                <w:top w:val="none" w:sz="0" w:space="0" w:color="auto"/>
+                <w:left w:val="none" w:sz="0" w:space="0" w:color="auto"/>
+                <w:bottom w:val="none" w:sz="0" w:space="0" w:color="auto"/>
+                <w:right w:val="none" w:sz="0" w:space="0" w:color="auto"/>
+              </w:pBdr>
+              <w:shd w:val="clear" w:color="auto" w:fill="auto"/>
+              <w:ind w:left="0"/>
+              <w:rPr>
+                <w:sz w:val="16"/>
+              </w:rPr>
+            </w:pPr>
+            <w:r>
+              <w:rPr>
+                <w:sz w:val="16"/>
+              </w:rPr>
+              <w:t>Reduces agility of foe 25% of their maximum</w:t>
+            </w:r>
+          </w:p>
+        </w:tc>
+      </w:tr>
+      <w:tr>
+        <w:trPr>
+          <w:trHeight w:val="149"/>
+        </w:trPr>
+        <w:tc>
+          <w:tcPr>
+            <w:tcW w:w="1125" w:type="dxa"/>
+            <w:shd w:val="clear" w:color="auto" w:fill="FFF2CC" w:themeFill="accent4" w:themeFillTint="33"/>
+          </w:tcPr>
+          <w:p>
+            <w:pPr>
+              <w:pStyle w:val="YellowInfoBox"/>
+              <w:pBdr>
+                <w:top w:val="none" w:sz="0" w:space="0" w:color="auto"/>
+                <w:left w:val="none" w:sz="0" w:space="0" w:color="auto"/>
+                <w:bottom w:val="none" w:sz="0" w:space="0" w:color="auto"/>
+                <w:right w:val="none" w:sz="0" w:space="0" w:color="auto"/>
+              </w:pBdr>
+              <w:shd w:val="clear" w:color="auto" w:fill="auto"/>
+              <w:ind w:left="0"/>
+            </w:pPr>
+            <w:r>
+              <w:rPr>
+                <w:noProof/>
+              </w:rPr>
+              <w:drawing>
+                <wp:inline distT="0" distB="0" distL="0" distR="0" wp14:anchorId="4680C2F9" wp14:editId="54C4AEC9">
+                  <wp:extent cx="77470" cy="77470"/>
+                  <wp:effectExtent l="0" t="0" r="0" b="0"/>
+                  <wp:docPr id="25" name="Picture 25"/>
+                  <wp:cNvGraphicFramePr>
+                    <a:graphicFrameLocks xmlns:a="http://schemas.openxmlformats.org/drawingml/2006/main" noChangeAspect="1"/>
+                  </wp:cNvGraphicFramePr>
+                  <a:graphic xmlns:a="http://schemas.openxmlformats.org/drawingml/2006/main">
+                    <a:graphicData uri="http://schemas.openxmlformats.org/drawingml/2006/picture">
+                      <pic:pic xmlns:pic="http://schemas.openxmlformats.org/drawingml/2006/picture">
+                        <pic:nvPicPr>
+                          <pic:cNvPr id="0" name="Picture 44"/>
+                          <pic:cNvPicPr>
+                            <a:picLocks noChangeAspect="1" noChangeArrowheads="1"/>
+                          </pic:cNvPicPr>
+                        </pic:nvPicPr>
+                        <pic:blipFill>
+                          <a:blip r:embed="rId25">
+                            <a:extLst>
+                              <a:ext uri="{28A0092B-C50C-407E-A947-70E740481C1C}">
+                                <a14:useLocalDpi xmlns:a14="http://schemas.microsoft.com/office/drawing/2010/main" val="0"/>
+                              </a:ext>
+                            </a:extLst>
+                          </a:blip>
+                          <a:srcRect/>
+                          <a:stretch>
+                            <a:fillRect/>
+                          </a:stretch>
+                        </pic:blipFill>
+                        <pic:spPr bwMode="auto">
+                          <a:xfrm>
+                            <a:off x="0" y="0"/>
+                            <a:ext cx="77470" cy="77470"/>
+                          </a:xfrm>
+                          <a:prstGeom prst="rect">
+                            <a:avLst/>
+                          </a:prstGeom>
+                          <a:noFill/>
+                          <a:ln>
+                            <a:noFill/>
+                          </a:ln>
+                        </pic:spPr>
+                      </pic:pic>
+                    </a:graphicData>
+                  </a:graphic>
+                </wp:inline>
+              </w:drawing>
+            </w:r>
+            <w:r>
               <w:t xml:space="preserve"> Hyper</w:t>
             </w:r>
           </w:p>
@@ -24135,16 +25478,18 @@
         <w:pStyle w:val="RedTitle"/>
       </w:pPr>
       <w:r>
+        <w:lastRenderedPageBreak/>
         <w:br/>
       </w:r>
+    </w:p>
+    <w:p>
+      <w:pPr>
+        <w:pStyle w:val="RedTitle"/>
+      </w:pPr>
       <w:r>
         <w:br/>
       </w:r>
       <w:r>
-        <w:br/>
-      </w:r>
-      <w:r>
-        <w:lastRenderedPageBreak/>
         <w:br/>
       </w:r>
       <w:r>
@@ -24593,7 +25938,7 @@
                 <w:noProof/>
               </w:rPr>
               <w:drawing>
-                <wp:inline distT="0" distB="0" distL="0" distR="0" wp14:anchorId="583E6816" wp14:editId="6D2C061B">
+                <wp:inline distT="0" distB="0" distL="0" distR="0" wp14:anchorId="19B7FC9C" wp14:editId="4262B248">
                   <wp:extent cx="76190" cy="76190"/>
                   <wp:effectExtent l="0" t="0" r="635" b="635"/>
                   <wp:docPr id="11" name="Picture 11"/>
@@ -24919,7 +26264,7 @@
                 <w:noProof/>
               </w:rPr>
               <w:drawing>
-                <wp:inline distT="0" distB="0" distL="0" distR="0" wp14:anchorId="752586CE" wp14:editId="3BB190EF">
+                <wp:inline distT="0" distB="0" distL="0" distR="0" wp14:anchorId="5F5E442E" wp14:editId="3E6A7240">
                   <wp:extent cx="76190" cy="76190"/>
                   <wp:effectExtent l="0" t="0" r="635" b="635"/>
                   <wp:docPr id="12" name="Picture 12"/>
@@ -25187,7 +26532,7 @@
                 <w:noProof/>
               </w:rPr>
               <w:drawing>
-                <wp:inline distT="0" distB="0" distL="0" distR="0" wp14:anchorId="10FF62DE" wp14:editId="3080908D">
+                <wp:inline distT="0" distB="0" distL="0" distR="0" wp14:anchorId="14ADDD6A" wp14:editId="6D13EF04">
                   <wp:extent cx="76190" cy="76190"/>
                   <wp:effectExtent l="0" t="0" r="635" b="635"/>
                   <wp:docPr id="14" name="Picture 14"/>
@@ -25519,7 +26864,7 @@
                 <w:noProof/>
               </w:rPr>
               <w:drawing>
-                <wp:inline distT="0" distB="0" distL="0" distR="0" wp14:anchorId="29DA0F8F" wp14:editId="2D93AC8E">
+                <wp:inline distT="0" distB="0" distL="0" distR="0" wp14:anchorId="30C55F8B" wp14:editId="1EEF3156">
                   <wp:extent cx="77470" cy="77470"/>
                   <wp:effectExtent l="0" t="0" r="0" b="0"/>
                   <wp:docPr id="16" name="Picture 16"/>
@@ -25536,7 +26881,7 @@
                           </pic:cNvPicPr>
                         </pic:nvPicPr>
                         <pic:blipFill>
-                          <a:blip r:embed="rId18">
+                          <a:blip r:embed="rId19">
                             <a:extLst>
                               <a:ext uri="{28A0092B-C50C-407E-A947-70E740481C1C}">
                                 <a14:useLocalDpi xmlns:a14="http://schemas.microsoft.com/office/drawing/2010/main" val="0"/>
@@ -25868,7 +27213,7 @@
                 <w:noProof/>
               </w:rPr>
               <w:drawing>
-                <wp:inline distT="0" distB="0" distL="0" distR="0" wp14:anchorId="765BF43F" wp14:editId="40B61E9B">
+                <wp:inline distT="0" distB="0" distL="0" distR="0" wp14:anchorId="594481EA" wp14:editId="3438C766">
                   <wp:extent cx="76190" cy="76190"/>
                   <wp:effectExtent l="0" t="0" r="635" b="635"/>
                   <wp:docPr id="18" name="Picture 18"/>
@@ -26039,7 +27384,7 @@
               <w:ind w:left="0"/>
             </w:pPr>
             <w:r>
-              <w:t>3</w:t>
+              <w:t>2</w:t>
             </w:r>
             <w:r>
               <w:t>0</w:t>
@@ -26210,30 +27555,382 @@
                 <w:color w:val="7030A0"/>
                 <w:sz w:val="12"/>
               </w:rPr>
-              <w:t xml:space="preserve">, but </w:t>
-            </w:r>
+              <w:t>, but significantly more powerful + ignores defense.</w:t>
+            </w:r>
+          </w:p>
+        </w:tc>
+      </w:tr>
+      <w:tr>
+        <w:trPr>
+          <w:trHeight w:val="149"/>
+        </w:trPr>
+        <w:tc>
+          <w:tcPr>
+            <w:tcW w:w="1093" w:type="dxa"/>
+            <w:shd w:val="clear" w:color="auto" w:fill="FFF2CC" w:themeFill="accent4" w:themeFillTint="33"/>
+          </w:tcPr>
+          <w:p>
+            <w:pPr>
+              <w:pStyle w:val="YellowInfoBox"/>
+              <w:pBdr>
+                <w:top w:val="none" w:sz="0" w:space="0" w:color="auto"/>
+                <w:left w:val="none" w:sz="0" w:space="0" w:color="auto"/>
+                <w:bottom w:val="none" w:sz="0" w:space="0" w:color="auto"/>
+                <w:right w:val="none" w:sz="0" w:space="0" w:color="auto"/>
+              </w:pBdr>
+              <w:shd w:val="clear" w:color="auto" w:fill="auto"/>
+              <w:ind w:left="0"/>
+            </w:pPr>
+            <w:r>
+              <w:rPr>
+                <w:noProof/>
+              </w:rPr>
+              <w:drawing>
+                <wp:inline distT="0" distB="0" distL="0" distR="0" wp14:anchorId="09FD2A9E" wp14:editId="5058ADAA">
+                  <wp:extent cx="76190" cy="76190"/>
+                  <wp:effectExtent l="0" t="0" r="635" b="635"/>
+                  <wp:docPr id="31" name="Picture 31"/>
+                  <wp:cNvGraphicFramePr>
+                    <a:graphicFrameLocks xmlns:a="http://schemas.openxmlformats.org/drawingml/2006/main" noChangeAspect="1"/>
+                  </wp:cNvGraphicFramePr>
+                  <a:graphic xmlns:a="http://schemas.openxmlformats.org/drawingml/2006/main">
+                    <a:graphicData uri="http://schemas.openxmlformats.org/drawingml/2006/picture">
+                      <pic:pic xmlns:pic="http://schemas.openxmlformats.org/drawingml/2006/picture">
+                        <pic:nvPicPr>
+                          <pic:cNvPr id="0" name=""/>
+                          <pic:cNvPicPr/>
+                        </pic:nvPicPr>
+                        <pic:blipFill>
+                          <a:blip r:embed="rId9"/>
+                          <a:stretch>
+                            <a:fillRect/>
+                          </a:stretch>
+                        </pic:blipFill>
+                        <pic:spPr>
+                          <a:xfrm>
+                            <a:off x="0" y="0"/>
+                            <a:ext cx="76190" cy="76190"/>
+                          </a:xfrm>
+                          <a:prstGeom prst="rect">
+                            <a:avLst/>
+                          </a:prstGeom>
+                        </pic:spPr>
+                      </pic:pic>
+                    </a:graphicData>
+                  </a:graphic>
+                </wp:inline>
+              </w:drawing>
+            </w:r>
+            <w:r>
+              <w:t xml:space="preserve"> </w:t>
+            </w:r>
+            <w:proofErr w:type="spellStart"/>
+            <w:r>
+              <w:t>Titania</w:t>
+            </w:r>
+            <w:proofErr w:type="spellEnd"/>
+          </w:p>
+        </w:tc>
+        <w:tc>
+          <w:tcPr>
+            <w:tcW w:w="713" w:type="dxa"/>
+            <w:shd w:val="clear" w:color="auto" w:fill="FFD966" w:themeFill="accent4" w:themeFillTint="99"/>
+          </w:tcPr>
+          <w:p>
+            <w:pPr>
+              <w:pStyle w:val="YellowInfoBox"/>
+              <w:pBdr>
+                <w:top w:val="none" w:sz="0" w:space="0" w:color="auto"/>
+                <w:left w:val="none" w:sz="0" w:space="0" w:color="auto"/>
+                <w:bottom w:val="none" w:sz="0" w:space="0" w:color="auto"/>
+                <w:right w:val="none" w:sz="0" w:space="0" w:color="auto"/>
+              </w:pBdr>
+              <w:shd w:val="clear" w:color="auto" w:fill="auto"/>
+              <w:ind w:left="0"/>
+              <w:rPr>
+                <w:sz w:val="16"/>
+              </w:rPr>
+            </w:pPr>
+            <w:r>
+              <w:rPr>
+                <w:sz w:val="16"/>
+              </w:rPr>
+              <w:t>2</w:t>
+            </w:r>
+          </w:p>
+        </w:tc>
+        <w:tc>
+          <w:tcPr>
+            <w:tcW w:w="1649" w:type="dxa"/>
+            <w:shd w:val="clear" w:color="auto" w:fill="FFF2CC" w:themeFill="accent4" w:themeFillTint="33"/>
+          </w:tcPr>
+          <w:p>
+            <w:pPr>
+              <w:pStyle w:val="YellowInfoBox"/>
+              <w:pBdr>
+                <w:top w:val="none" w:sz="0" w:space="0" w:color="auto"/>
+                <w:left w:val="none" w:sz="0" w:space="0" w:color="auto"/>
+                <w:bottom w:val="none" w:sz="0" w:space="0" w:color="auto"/>
+                <w:right w:val="none" w:sz="0" w:space="0" w:color="auto"/>
+              </w:pBdr>
+              <w:shd w:val="clear" w:color="auto" w:fill="auto"/>
+              <w:ind w:left="0"/>
+              <w:rPr>
+                <w:sz w:val="16"/>
+              </w:rPr>
+            </w:pPr>
+            <w:r>
+              <w:rPr>
+                <w:sz w:val="16"/>
+              </w:rPr>
+              <w:t xml:space="preserve">High Fixed Damage </w:t>
+            </w:r>
+          </w:p>
+          <w:p>
+            <w:pPr>
+              <w:pStyle w:val="YellowInfoBox"/>
+              <w:pBdr>
+                <w:top w:val="none" w:sz="0" w:space="0" w:color="auto"/>
+                <w:left w:val="none" w:sz="0" w:space="0" w:color="auto"/>
+                <w:bottom w:val="none" w:sz="0" w:space="0" w:color="auto"/>
+                <w:right w:val="none" w:sz="0" w:space="0" w:color="auto"/>
+              </w:pBdr>
+              <w:shd w:val="clear" w:color="auto" w:fill="auto"/>
+              <w:ind w:left="0"/>
+            </w:pPr>
+            <w:r>
+              <w:rPr>
+                <w:sz w:val="16"/>
+              </w:rPr>
+              <w:t>+ STR x 14</w:t>
+            </w:r>
+          </w:p>
+        </w:tc>
+        <w:tc>
+          <w:tcPr>
+            <w:tcW w:w="730" w:type="dxa"/>
+            <w:shd w:val="clear" w:color="auto" w:fill="FFD966" w:themeFill="accent4" w:themeFillTint="99"/>
+          </w:tcPr>
+          <w:p>
+            <w:pPr>
+              <w:pStyle w:val="YellowInfoBox"/>
+              <w:pBdr>
+                <w:top w:val="none" w:sz="0" w:space="0" w:color="auto"/>
+                <w:left w:val="none" w:sz="0" w:space="0" w:color="auto"/>
+                <w:bottom w:val="none" w:sz="0" w:space="0" w:color="auto"/>
+                <w:right w:val="none" w:sz="0" w:space="0" w:color="auto"/>
+              </w:pBdr>
+              <w:shd w:val="clear" w:color="auto" w:fill="auto"/>
+              <w:ind w:left="0"/>
+            </w:pPr>
+            <w:r>
+              <w:t>135</w:t>
+            </w:r>
+          </w:p>
+        </w:tc>
+        <w:tc>
+          <w:tcPr>
+            <w:tcW w:w="630" w:type="dxa"/>
+            <w:shd w:val="clear" w:color="auto" w:fill="FFF2CC" w:themeFill="accent4" w:themeFillTint="33"/>
+          </w:tcPr>
+          <w:p>
+            <w:pPr>
+              <w:pStyle w:val="YellowInfoBox"/>
+              <w:pBdr>
+                <w:top w:val="none" w:sz="0" w:space="0" w:color="auto"/>
+                <w:left w:val="none" w:sz="0" w:space="0" w:color="auto"/>
+                <w:bottom w:val="none" w:sz="0" w:space="0" w:color="auto"/>
+                <w:right w:val="none" w:sz="0" w:space="0" w:color="auto"/>
+              </w:pBdr>
+              <w:shd w:val="clear" w:color="auto" w:fill="auto"/>
+              <w:ind w:left="0"/>
+            </w:pPr>
+            <w:r>
+              <w:t>Inf.</w:t>
+            </w:r>
+          </w:p>
+        </w:tc>
+        <w:tc>
+          <w:tcPr>
+            <w:tcW w:w="810" w:type="dxa"/>
+            <w:shd w:val="clear" w:color="auto" w:fill="FFD966" w:themeFill="accent4" w:themeFillTint="99"/>
+          </w:tcPr>
+          <w:p>
+            <w:pPr>
+              <w:pStyle w:val="YellowInfoBox"/>
+              <w:pBdr>
+                <w:top w:val="none" w:sz="0" w:space="0" w:color="auto"/>
+                <w:left w:val="none" w:sz="0" w:space="0" w:color="auto"/>
+                <w:bottom w:val="none" w:sz="0" w:space="0" w:color="auto"/>
+                <w:right w:val="none" w:sz="0" w:space="0" w:color="auto"/>
+              </w:pBdr>
+              <w:shd w:val="clear" w:color="auto" w:fill="auto"/>
+              <w:ind w:left="0"/>
+              <w:rPr>
+                <w:sz w:val="18"/>
+              </w:rPr>
+            </w:pPr>
+            <w:r>
+              <w:rPr>
+                <w:sz w:val="18"/>
+              </w:rPr>
+              <w:t>Single</w:t>
+            </w:r>
+          </w:p>
+          <w:p>
+            <w:pPr>
+              <w:pStyle w:val="YellowInfoBox"/>
+              <w:pBdr>
+                <w:top w:val="none" w:sz="0" w:space="0" w:color="auto"/>
+                <w:left w:val="none" w:sz="0" w:space="0" w:color="auto"/>
+                <w:bottom w:val="none" w:sz="0" w:space="0" w:color="auto"/>
+                <w:right w:val="none" w:sz="0" w:space="0" w:color="auto"/>
+              </w:pBdr>
+              <w:shd w:val="clear" w:color="auto" w:fill="auto"/>
+              <w:ind w:left="0"/>
+            </w:pPr>
+            <w:r>
+              <w:rPr>
+                <w:sz w:val="18"/>
+              </w:rPr>
+              <w:t>Group</w:t>
+            </w:r>
+          </w:p>
+        </w:tc>
+        <w:tc>
+          <w:tcPr>
+            <w:tcW w:w="1170" w:type="dxa"/>
+            <w:shd w:val="clear" w:color="auto" w:fill="FFF2CC" w:themeFill="accent4" w:themeFillTint="33"/>
+          </w:tcPr>
+          <w:p>
+            <w:pPr>
+              <w:pStyle w:val="YellowInfoBox"/>
+              <w:pBdr>
+                <w:top w:val="none" w:sz="0" w:space="0" w:color="auto"/>
+                <w:left w:val="none" w:sz="0" w:space="0" w:color="auto"/>
+                <w:bottom w:val="none" w:sz="0" w:space="0" w:color="auto"/>
+                <w:right w:val="none" w:sz="0" w:space="0" w:color="auto"/>
+              </w:pBdr>
+              <w:shd w:val="clear" w:color="auto" w:fill="auto"/>
+              <w:ind w:left="0"/>
+              <w:rPr>
+                <w:sz w:val="16"/>
+              </w:rPr>
+            </w:pPr>
+            <w:r>
+              <w:rPr>
+                <w:sz w:val="16"/>
+              </w:rPr>
+              <w:t>AGL + 30</w:t>
+            </w:r>
+          </w:p>
+        </w:tc>
+        <w:tc>
+          <w:tcPr>
+            <w:tcW w:w="1080" w:type="dxa"/>
+            <w:shd w:val="clear" w:color="auto" w:fill="FFD966" w:themeFill="accent4" w:themeFillTint="99"/>
+          </w:tcPr>
+          <w:p>
+            <w:pPr>
+              <w:pStyle w:val="YellowInfoBox"/>
+              <w:pBdr>
+                <w:top w:val="none" w:sz="0" w:space="0" w:color="auto"/>
+                <w:left w:val="none" w:sz="0" w:space="0" w:color="auto"/>
+                <w:bottom w:val="none" w:sz="0" w:space="0" w:color="auto"/>
+                <w:right w:val="none" w:sz="0" w:space="0" w:color="auto"/>
+              </w:pBdr>
+              <w:shd w:val="clear" w:color="auto" w:fill="auto"/>
+              <w:ind w:left="0"/>
+              <w:rPr>
+                <w:sz w:val="16"/>
+              </w:rPr>
+            </w:pPr>
+          </w:p>
+        </w:tc>
+        <w:tc>
+          <w:tcPr>
+            <w:tcW w:w="1412" w:type="dxa"/>
+            <w:shd w:val="clear" w:color="auto" w:fill="FFF2CC" w:themeFill="accent4" w:themeFillTint="33"/>
+          </w:tcPr>
+          <w:p>
+            <w:pPr>
+              <w:pStyle w:val="YellowInfoBox"/>
+              <w:pBdr>
+                <w:top w:val="none" w:sz="0" w:space="0" w:color="auto"/>
+                <w:left w:val="none" w:sz="0" w:space="0" w:color="auto"/>
+                <w:bottom w:val="none" w:sz="0" w:space="0" w:color="auto"/>
+                <w:right w:val="none" w:sz="0" w:space="0" w:color="auto"/>
+              </w:pBdr>
+              <w:shd w:val="clear" w:color="auto" w:fill="auto"/>
+              <w:ind w:left="0"/>
+              <w:rPr>
+                <w:color w:val="000000" w:themeColor="text1"/>
+                <w:sz w:val="16"/>
+              </w:rPr>
+            </w:pPr>
+            <w:r>
+              <w:rPr>
+                <w:sz w:val="16"/>
+              </w:rPr>
+              <w:t xml:space="preserve">      Agility</w:t>
+            </w:r>
+          </w:p>
+        </w:tc>
+      </w:tr>
+      <w:tr>
+        <w:trPr>
+          <w:trHeight w:val="149"/>
+        </w:trPr>
+        <w:tc>
+          <w:tcPr>
+            <w:tcW w:w="9287" w:type="dxa"/>
+            <w:gridSpan w:val="9"/>
+            <w:shd w:val="clear" w:color="auto" w:fill="FFF2CC" w:themeFill="accent4" w:themeFillTint="33"/>
+          </w:tcPr>
+          <w:p>
+            <w:pPr>
+              <w:pStyle w:val="YellowInfoBox"/>
+              <w:pBdr>
+                <w:top w:val="none" w:sz="0" w:space="0" w:color="auto"/>
+                <w:left w:val="none" w:sz="0" w:space="0" w:color="auto"/>
+                <w:bottom w:val="none" w:sz="0" w:space="0" w:color="auto"/>
+                <w:right w:val="none" w:sz="0" w:space="0" w:color="auto"/>
+              </w:pBdr>
+              <w:shd w:val="clear" w:color="auto" w:fill="auto"/>
+              <w:ind w:left="0"/>
+              <w:rPr>
+                <w:sz w:val="16"/>
+              </w:rPr>
+            </w:pPr>
             <w:r>
               <w:rPr>
                 <w:color w:val="7030A0"/>
                 <w:sz w:val="12"/>
               </w:rPr>
-              <w:t>significantly</w:t>
+              <w:t xml:space="preserve">Special Note: </w:t>
             </w:r>
             <w:r>
               <w:rPr>
                 <w:color w:val="7030A0"/>
                 <w:sz w:val="12"/>
               </w:rPr>
-              <w:t xml:space="preserve"> more powerful + ignores </w:t>
-            </w:r>
-            <w:bookmarkStart w:id="0" w:name="_GoBack"/>
-            <w:bookmarkEnd w:id="0"/>
+              <w:t xml:space="preserve">The </w:t>
+            </w:r>
+            <w:proofErr w:type="spellStart"/>
             <w:r>
               <w:rPr>
                 <w:color w:val="7030A0"/>
                 <w:sz w:val="12"/>
               </w:rPr>
-              <w:t>defense.</w:t>
+              <w:t>Titania</w:t>
+            </w:r>
+            <w:proofErr w:type="spellEnd"/>
+            <w:r>
+              <w:rPr>
+                <w:color w:val="7030A0"/>
+                <w:sz w:val="12"/>
+              </w:rPr>
+              <w:t xml:space="preserve"> will attack a group of monsters. Some of the fixed damage ignores defense, although a bulk of the damage still factors it in.</w:t>
             </w:r>
           </w:p>
         </w:tc>
@@ -26285,105 +27982,105 @@
         <v:path o:extrusionok="f" gradientshapeok="t" o:connecttype="rect"/>
         <o:lock v:ext="edit" aspectratio="t"/>
       </v:shapetype>
-      <v:shape id="_x0000_i1101" type="#_x0000_t75" style="width:12.15pt;height:12.15pt;visibility:visible;mso-wrap-style:square" o:bullet="t">
+      <v:shape id="_x0000_i1041" type="#_x0000_t75" style="width:12.15pt;height:12.15pt;visibility:visible;mso-wrap-style:square" o:bullet="t">
         <v:imagedata r:id="rId1" o:title=""/>
       </v:shape>
     </w:pict>
   </w:numPicBullet>
   <w:numPicBullet w:numPicBulletId="1">
     <w:pict>
-      <v:shape id="_x0000_i1102" type="#_x0000_t75" style="width:12.15pt;height:12.15pt;visibility:visible;mso-wrap-style:square" o:bullet="t">
+      <v:shape id="_x0000_i1042" type="#_x0000_t75" style="width:12.15pt;height:12.15pt;visibility:visible;mso-wrap-style:square" o:bullet="t">
         <v:imagedata r:id="rId2" o:title=""/>
       </v:shape>
     </w:pict>
   </w:numPicBullet>
   <w:numPicBullet w:numPicBulletId="2">
     <w:pict>
-      <v:shape id="_x0000_i1103" type="#_x0000_t75" style="width:12.15pt;height:12.15pt;visibility:visible;mso-wrap-style:square" o:bullet="t">
+      <v:shape id="_x0000_i1043" type="#_x0000_t75" style="width:12.15pt;height:12.15pt;visibility:visible;mso-wrap-style:square" o:bullet="t">
         <v:imagedata r:id="rId3" o:title=""/>
       </v:shape>
     </w:pict>
   </w:numPicBullet>
   <w:numPicBullet w:numPicBulletId="3">
     <w:pict>
-      <v:shape id="_x0000_i1104" type="#_x0000_t75" style="width:12.15pt;height:12.15pt;visibility:visible;mso-wrap-style:square" o:bullet="t">
+      <v:shape id="_x0000_i1044" type="#_x0000_t75" style="width:12.15pt;height:12.15pt;visibility:visible;mso-wrap-style:square" o:bullet="t">
         <v:imagedata r:id="rId4" o:title=""/>
       </v:shape>
     </w:pict>
   </w:numPicBullet>
   <w:numPicBullet w:numPicBulletId="4">
     <w:pict>
-      <v:shape id="_x0000_i1105" type="#_x0000_t75" style="width:6.1pt;height:6.1pt;visibility:visible;mso-wrap-style:square" o:bullet="t">
+      <v:shape id="_x0000_i1045" type="#_x0000_t75" style="width:6.1pt;height:6.1pt;visibility:visible;mso-wrap-style:square" o:bullet="t">
         <v:imagedata r:id="rId5" o:title=""/>
       </v:shape>
     </w:pict>
   </w:numPicBullet>
   <w:numPicBullet w:numPicBulletId="5">
     <w:pict>
-      <v:shape id="_x0000_i1106" type="#_x0000_t75" style="width:6.1pt;height:6.1pt;visibility:visible;mso-wrap-style:square" o:bullet="t">
+      <v:shape id="_x0000_i1046" type="#_x0000_t75" style="width:6.1pt;height:6.1pt;visibility:visible;mso-wrap-style:square" o:bullet="t">
         <v:imagedata r:id="rId6" o:title=""/>
       </v:shape>
     </w:pict>
   </w:numPicBullet>
   <w:numPicBullet w:numPicBulletId="6">
     <w:pict>
-      <v:shape id="_x0000_i1107" type="#_x0000_t75" style="width:6.1pt;height:6.1pt;visibility:visible;mso-wrap-style:square" o:bullet="t">
+      <v:shape id="_x0000_i1047" type="#_x0000_t75" style="width:6.1pt;height:6.1pt;visibility:visible;mso-wrap-style:square" o:bullet="t">
         <v:imagedata r:id="rId7" o:title=""/>
       </v:shape>
     </w:pict>
   </w:numPicBullet>
   <w:numPicBullet w:numPicBulletId="7">
     <w:pict>
-      <v:shape id="_x0000_i1108" type="#_x0000_t75" style="width:6.1pt;height:6.1pt;visibility:visible;mso-wrap-style:square" o:bullet="t">
+      <v:shape id="_x0000_i1048" type="#_x0000_t75" style="width:6.1pt;height:6.1pt;visibility:visible;mso-wrap-style:square" o:bullet="t">
         <v:imagedata r:id="rId8" o:title=""/>
       </v:shape>
     </w:pict>
   </w:numPicBullet>
   <w:numPicBullet w:numPicBulletId="8">
     <w:pict>
-      <v:shape id="_x0000_i1109" type="#_x0000_t75" style="width:6.1pt;height:6.1pt;visibility:visible;mso-wrap-style:square" o:bullet="t">
+      <v:shape id="_x0000_i1049" type="#_x0000_t75" style="width:6.1pt;height:6.1pt;visibility:visible;mso-wrap-style:square" o:bullet="t">
         <v:imagedata r:id="rId9" o:title=""/>
       </v:shape>
     </w:pict>
   </w:numPicBullet>
   <w:numPicBullet w:numPicBulletId="9">
     <w:pict>
-      <v:shape id="_x0000_i1110" type="#_x0000_t75" style="width:6.1pt;height:6.1pt;visibility:visible;mso-wrap-style:square" o:bullet="t">
+      <v:shape id="_x0000_i1050" type="#_x0000_t75" style="width:6.1pt;height:6.1pt;visibility:visible;mso-wrap-style:square" o:bullet="t">
         <v:imagedata r:id="rId10" o:title=""/>
       </v:shape>
     </w:pict>
   </w:numPicBullet>
   <w:numPicBullet w:numPicBulletId="10">
     <w:pict>
-      <v:shape id="_x0000_i1111" type="#_x0000_t75" style="width:6.1pt;height:6.1pt;visibility:visible;mso-wrap-style:square" o:bullet="t">
+      <v:shape id="_x0000_i1051" type="#_x0000_t75" style="width:6.1pt;height:6.1pt;visibility:visible;mso-wrap-style:square" o:bullet="t">
         <v:imagedata r:id="rId11" o:title=""/>
       </v:shape>
     </w:pict>
   </w:numPicBullet>
   <w:numPicBullet w:numPicBulletId="11">
     <w:pict>
-      <v:shape id="_x0000_i1112" type="#_x0000_t75" style="width:6.1pt;height:6.1pt;visibility:visible;mso-wrap-style:square" o:bullet="t">
+      <v:shape id="_x0000_i1052" type="#_x0000_t75" style="width:6.1pt;height:6.1pt;visibility:visible;mso-wrap-style:square" o:bullet="t">
         <v:imagedata r:id="rId12" o:title=""/>
       </v:shape>
     </w:pict>
   </w:numPicBullet>
   <w:numPicBullet w:numPicBulletId="12">
     <w:pict>
-      <v:shape id="_x0000_i1113" type="#_x0000_t75" style="width:6.1pt;height:6.1pt;visibility:visible;mso-wrap-style:square" o:bullet="t">
+      <v:shape id="_x0000_i1053" type="#_x0000_t75" style="width:6.1pt;height:6.1pt;visibility:visible;mso-wrap-style:square" o:bullet="t">
         <v:imagedata r:id="rId13" o:title=""/>
       </v:shape>
     </w:pict>
   </w:numPicBullet>
   <w:numPicBullet w:numPicBulletId="13">
     <w:pict>
-      <v:shape id="_x0000_i1114" type="#_x0000_t75" style="width:6.1pt;height:6.1pt;visibility:visible;mso-wrap-style:square" o:bullet="t">
+      <v:shape id="_x0000_i1054" type="#_x0000_t75" style="width:6.1pt;height:6.1pt;visibility:visible;mso-wrap-style:square" o:bullet="t">
         <v:imagedata r:id="rId14" o:title=""/>
       </v:shape>
     </w:pict>
   </w:numPicBullet>
   <w:numPicBullet w:numPicBulletId="14">
     <w:pict>
-      <v:shape id="_x0000_i1115" type="#_x0000_t75" style="width:6.1pt;height:6.1pt;visibility:visible;mso-wrap-style:square" o:bullet="t">
+      <v:shape id="_x0000_i1055" type="#_x0000_t75" style="width:6.1pt;height:6.1pt;visibility:visible;mso-wrap-style:square" o:bullet="t">
         <v:imagedata r:id="rId15" o:title=""/>
       </v:shape>
     </w:pict>
@@ -40088,7 +41785,7 @@
 </file>
 
 <file path=customXml/itemProps1.xml><?xml version="1.0" encoding="utf-8"?>
-<ds:datastoreItem xmlns:ds="http://schemas.openxmlformats.org/officeDocument/2006/customXml" ds:itemID="{7112BADC-38D5-4E9D-A9E3-157DBA2B86DE}">
+<ds:datastoreItem xmlns:ds="http://schemas.openxmlformats.org/officeDocument/2006/customXml" ds:itemID="{62A7739E-F3FA-43A1-AA01-469CC184A634}">
   <ds:schemaRefs>
     <ds:schemaRef ds:uri="http://schemas.openxmlformats.org/officeDocument/2006/bibliography"/>
   </ds:schemaRefs>
